--- a/public/downloads/ai-policy-template-en.docx
+++ b/public/downloads/ai-policy-template-en.docx
@@ -5,6 +5,7 @@
     <w:p>
       <w:pPr>
         <w:pStyle w:val="Title"/>
+        <w:keepNext/>
       </w:pPr>
       <w:r>
         <w:t xml:space="preserve">Template: AI policy for Swiss SMEs</w:t>
@@ -31,13 +32,14 @@
         <w:pStyle w:val="ListParagraph"/>
         <w:numPr>
           <w:ilvl w:val="0"/>
-          <w:numId w:val="1"/>
+          <w:numId w:val="2"/>
         </w:numPr>
         <w:pBdr>
           <w:left w:val="single" w:color="94A3B8" w:sz="18" w:space="8"/>
         </w:pBdr>
         <w:shd w:fill="EEF2F7" w:color="auto" w:val="clear"/>
-        <w:ind w:left="240" w:right="240"/>
+        <w:spacing w:after="60"/>
+        <w:ind w:left="600" w:right="240" w:hanging="360"/>
       </w:pPr>
       <w:r>
         <w:t xml:space="preserve">This template is a starting point, not legal advice. Adapt it to your company and have it reviewed by a specialist if needed.</w:t>
@@ -48,13 +50,14 @@
         <w:pStyle w:val="ListParagraph"/>
         <w:numPr>
           <w:ilvl w:val="0"/>
-          <w:numId w:val="1"/>
+          <w:numId w:val="2"/>
         </w:numPr>
         <w:pBdr>
           <w:left w:val="single" w:color="94A3B8" w:sz="18" w:space="8"/>
         </w:pBdr>
         <w:shd w:fill="EEF2F7" w:color="auto" w:val="clear"/>
-        <w:ind w:left="240" w:right="240"/>
+        <w:spacing w:after="60"/>
+        <w:ind w:left="600" w:right="240" w:hanging="360"/>
       </w:pPr>
       <w:r>
         <w:t xml:space="preserve">Replace everything in </w:t>
@@ -76,13 +79,14 @@
         <w:pStyle w:val="ListParagraph"/>
         <w:numPr>
           <w:ilvl w:val="0"/>
-          <w:numId w:val="1"/>
+          <w:numId w:val="2"/>
         </w:numPr>
         <w:pBdr>
           <w:left w:val="single" w:color="94A3B8" w:sz="18" w:space="8"/>
         </w:pBdr>
         <w:shd w:fill="EEF2F7" w:color="auto" w:val="clear"/>
-        <w:ind w:left="240" w:right="240"/>
+        <w:spacing w:after="60"/>
+        <w:ind w:left="600" w:right="240" w:hanging="360"/>
       </w:pPr>
       <w:r>
         <w:rPr>
@@ -100,13 +104,14 @@
         <w:pStyle w:val="ListParagraph"/>
         <w:numPr>
           <w:ilvl w:val="0"/>
-          <w:numId w:val="1"/>
+          <w:numId w:val="2"/>
         </w:numPr>
         <w:pBdr>
           <w:left w:val="single" w:color="94A3B8" w:sz="18" w:space="8"/>
         </w:pBdr>
         <w:shd w:fill="EEF2F7" w:color="auto" w:val="clear"/>
-        <w:ind w:left="240" w:right="240"/>
+        <w:spacing w:after="60"/>
+        <w:ind w:left="600" w:right="240" w:hanging="360"/>
       </w:pPr>
       <w:r>
         <w:rPr>
@@ -134,13 +139,14 @@
         <w:pStyle w:val="ListParagraph"/>
         <w:numPr>
           <w:ilvl w:val="0"/>
-          <w:numId w:val="1"/>
+          <w:numId w:val="2"/>
         </w:numPr>
         <w:pBdr>
           <w:left w:val="single" w:color="94A3B8" w:sz="18" w:space="8"/>
         </w:pBdr>
         <w:shd w:fill="EEF2F7" w:color="auto" w:val="clear"/>
-        <w:ind w:left="240" w:right="240"/>
+        <w:spacing w:after="60"/>
+        <w:ind w:left="600" w:right="240" w:hanging="360"/>
       </w:pPr>
       <w:r>
         <w:t xml:space="preserve">The template matches the AI check on aicompliant.ch: it covers tool approval, data, training, transparency, decisions about people, responsibility and incidents.</w:t>
@@ -151,13 +157,14 @@
         <w:pStyle w:val="ListParagraph"/>
         <w:numPr>
           <w:ilvl w:val="0"/>
-          <w:numId w:val="1"/>
+          <w:numId w:val="2"/>
         </w:numPr>
         <w:pBdr>
           <w:left w:val="single" w:color="94A3B8" w:sz="18" w:space="8"/>
         </w:pBdr>
         <w:shd w:fill="EEF2F7" w:color="auto" w:val="clear"/>
-        <w:ind w:left="240" w:right="240"/>
+        <w:spacing w:after="60"/>
+        <w:ind w:left="600" w:right="240" w:hanging="360"/>
       </w:pPr>
       <w:r>
         <w:t xml:space="preserve">Legal references are to the Swiss Federal Act on Data Protection (FADP; DE: DSG, often called nDSG) and the Ordinance 3 to the Employment Act (ArGV 3).</w:t>
@@ -201,17 +208,27 @@
           <w:insideH w:val="single" w:color="auto" w:sz="4"/>
           <w:insideV w:val="single" w:color="auto" w:sz="4"/>
         </w:tblBorders>
+        <w:tblLayout w:type="fixed"/>
       </w:tblPr>
       <w:tblGrid>
-        <w:gridCol w:w="4513"/>
-        <w:gridCol w:w="4513"/>
+        <w:gridCol w:w="3987"/>
+        <w:gridCol w:w="4319"/>
       </w:tblGrid>
       <w:tr>
         <w:tc>
           <w:tcPr>
-            <w:tcW w:type="pct" w:w="2500"/>
-          </w:tcPr>
-          <w:p>
+            <w:tcW w:type="pct" w:w="2400"/>
+            <w:tcMar>
+              <w:top w:type="dxa" w:w="40"/>
+              <w:left w:type="dxa" w:w="60"/>
+              <w:bottom w:type="dxa" w:w="40"/>
+              <w:right w:type="dxa" w:w="60"/>
+            </w:tcMar>
+          </w:tcPr>
+          <w:p>
+            <w:pPr>
+              <w:spacing w:after="0"/>
+            </w:pPr>
             <w:r>
               <w:t xml:space="preserve">Version</w:t>
             </w:r>
@@ -219,9 +236,18 @@
         </w:tc>
         <w:tc>
           <w:tcPr>
-            <w:tcW w:type="pct" w:w="2500"/>
-          </w:tcPr>
-          <w:p>
+            <w:tcW w:type="pct" w:w="2600"/>
+            <w:tcMar>
+              <w:top w:type="dxa" w:w="40"/>
+              <w:left w:type="dxa" w:w="60"/>
+              <w:bottom w:type="dxa" w:w="40"/>
+              <w:right w:type="dxa" w:w="60"/>
+            </w:tcMar>
+          </w:tcPr>
+          <w:p>
+            <w:pPr>
+              <w:spacing w:after="0"/>
+            </w:pPr>
             <w:r>
               <w:rPr>
                 <w:highlight w:val="yellow"/>
@@ -234,9 +260,18 @@
       <w:tr>
         <w:tc>
           <w:tcPr>
-            <w:tcW w:type="pct" w:w="2500"/>
-          </w:tcPr>
-          <w:p>
+            <w:tcW w:type="pct" w:w="2400"/>
+            <w:tcMar>
+              <w:top w:type="dxa" w:w="40"/>
+              <w:left w:type="dxa" w:w="60"/>
+              <w:bottom w:type="dxa" w:w="40"/>
+              <w:right w:type="dxa" w:w="60"/>
+            </w:tcMar>
+          </w:tcPr>
+          <w:p>
+            <w:pPr>
+              <w:spacing w:after="0"/>
+            </w:pPr>
             <w:r>
               <w:t xml:space="preserve">Effective from</w:t>
             </w:r>
@@ -244,9 +279,18 @@
         </w:tc>
         <w:tc>
           <w:tcPr>
-            <w:tcW w:type="pct" w:w="2500"/>
-          </w:tcPr>
-          <w:p>
+            <w:tcW w:type="pct" w:w="2600"/>
+            <w:tcMar>
+              <w:top w:type="dxa" w:w="40"/>
+              <w:left w:type="dxa" w:w="60"/>
+              <w:bottom w:type="dxa" w:w="40"/>
+              <w:right w:type="dxa" w:w="60"/>
+            </w:tcMar>
+          </w:tcPr>
+          <w:p>
+            <w:pPr>
+              <w:spacing w:after="0"/>
+            </w:pPr>
             <w:r>
               <w:rPr>
                 <w:highlight w:val="yellow"/>
@@ -259,9 +303,18 @@
       <w:tr>
         <w:tc>
           <w:tcPr>
-            <w:tcW w:type="pct" w:w="2500"/>
-          </w:tcPr>
-          <w:p>
+            <w:tcW w:type="pct" w:w="2400"/>
+            <w:tcMar>
+              <w:top w:type="dxa" w:w="40"/>
+              <w:left w:type="dxa" w:w="60"/>
+              <w:bottom w:type="dxa" w:w="40"/>
+              <w:right w:type="dxa" w:w="60"/>
+            </w:tcMar>
+          </w:tcPr>
+          <w:p>
+            <w:pPr>
+              <w:spacing w:after="0"/>
+            </w:pPr>
             <w:r>
               <w:t xml:space="preserve">Owner</w:t>
             </w:r>
@@ -269,9 +322,18 @@
         </w:tc>
         <w:tc>
           <w:tcPr>
-            <w:tcW w:type="pct" w:w="2500"/>
-          </w:tcPr>
-          <w:p>
+            <w:tcW w:type="pct" w:w="2600"/>
+            <w:tcMar>
+              <w:top w:type="dxa" w:w="40"/>
+              <w:left w:type="dxa" w:w="60"/>
+              <w:bottom w:type="dxa" w:w="40"/>
+              <w:right w:type="dxa" w:w="60"/>
+            </w:tcMar>
+          </w:tcPr>
+          <w:p>
+            <w:pPr>
+              <w:spacing w:after="0"/>
+            </w:pPr>
             <w:r>
               <w:rPr>
                 <w:highlight w:val="yellow"/>
@@ -287,9 +349,18 @@
       <w:tr>
         <w:tc>
           <w:tcPr>
-            <w:tcW w:type="pct" w:w="2500"/>
-          </w:tcPr>
-          <w:p>
+            <w:tcW w:type="pct" w:w="2400"/>
+            <w:tcMar>
+              <w:top w:type="dxa" w:w="40"/>
+              <w:left w:type="dxa" w:w="60"/>
+              <w:bottom w:type="dxa" w:w="40"/>
+              <w:right w:type="dxa" w:w="60"/>
+            </w:tcMar>
+          </w:tcPr>
+          <w:p>
+            <w:pPr>
+              <w:spacing w:after="0"/>
+            </w:pPr>
             <w:r>
               <w:t xml:space="preserve">Approved by</w:t>
             </w:r>
@@ -297,9 +368,18 @@
         </w:tc>
         <w:tc>
           <w:tcPr>
-            <w:tcW w:type="pct" w:w="2500"/>
-          </w:tcPr>
-          <w:p>
+            <w:tcW w:type="pct" w:w="2600"/>
+            <w:tcMar>
+              <w:top w:type="dxa" w:w="40"/>
+              <w:left w:type="dxa" w:w="60"/>
+              <w:bottom w:type="dxa" w:w="40"/>
+              <w:right w:type="dxa" w:w="60"/>
+            </w:tcMar>
+          </w:tcPr>
+          <w:p>
+            <w:pPr>
+              <w:spacing w:after="0"/>
+            </w:pPr>
             <w:r>
               <w:rPr>
                 <w:highlight w:val="yellow"/>
@@ -312,9 +392,18 @@
       <w:tr>
         <w:tc>
           <w:tcPr>
-            <w:tcW w:type="pct" w:w="2500"/>
-          </w:tcPr>
-          <w:p>
+            <w:tcW w:type="pct" w:w="2400"/>
+            <w:tcMar>
+              <w:top w:type="dxa" w:w="40"/>
+              <w:left w:type="dxa" w:w="60"/>
+              <w:bottom w:type="dxa" w:w="40"/>
+              <w:right w:type="dxa" w:w="60"/>
+            </w:tcMar>
+          </w:tcPr>
+          <w:p>
+            <w:pPr>
+              <w:spacing w:after="0"/>
+            </w:pPr>
             <w:r>
               <w:t xml:space="preserve">Next review</w:t>
             </w:r>
@@ -322,9 +411,18 @@
         </w:tc>
         <w:tc>
           <w:tcPr>
-            <w:tcW w:type="pct" w:w="2500"/>
-          </w:tcPr>
-          <w:p>
+            <w:tcW w:type="pct" w:w="2600"/>
+            <w:tcMar>
+              <w:top w:type="dxa" w:w="40"/>
+              <w:left w:type="dxa" w:w="60"/>
+              <w:bottom w:type="dxa" w:w="40"/>
+              <w:right w:type="dxa" w:w="60"/>
+            </w:tcMar>
+          </w:tcPr>
+          <w:p>
+            <w:pPr>
+              <w:spacing w:after="0"/>
+            </w:pPr>
             <w:r>
               <w:rPr>
                 <w:highlight w:val="yellow"/>
@@ -339,6 +437,7 @@
     <w:p>
       <w:pPr>
         <w:pStyle w:val="Heading1"/>
+        <w:keepNext/>
       </w:pPr>
       <w:r>
         <w:t xml:space="preserve">1. Purpose and scope</w:t>
@@ -368,8 +467,10 @@
         <w:pStyle w:val="ListParagraph"/>
         <w:numPr>
           <w:ilvl w:val="0"/>
-          <w:numId w:val="1"/>
+          <w:numId w:val="3"/>
         </w:numPr>
+        <w:spacing w:after="60"/>
+        <w:ind w:left="360" w:hanging="360"/>
       </w:pPr>
       <w:r>
         <w:t xml:space="preserve">all employees, apprentices and interns, and </w:t>
@@ -389,8 +490,10 @@
         <w:pStyle w:val="ListParagraph"/>
         <w:numPr>
           <w:ilvl w:val="0"/>
-          <w:numId w:val="1"/>
+          <w:numId w:val="3"/>
         </w:numPr>
+        <w:spacing w:after="60"/>
+        <w:ind w:left="360" w:hanging="360"/>
       </w:pPr>
       <w:r>
         <w:t xml:space="preserve">all AI tools that generate text, images, audio, code or analysis, including AI features built into existing software (e.g. office software, the CRM or the accounting system);</w:t>
@@ -401,8 +504,10 @@
         <w:pStyle w:val="ListParagraph"/>
         <w:numPr>
           <w:ilvl w:val="0"/>
-          <w:numId w:val="1"/>
+          <w:numId w:val="3"/>
         </w:numPr>
+        <w:spacing w:after="60"/>
+        <w:ind w:left="360" w:hanging="360"/>
       </w:pPr>
       <w:r>
         <w:t xml:space="preserve">use on company devices and on personal devices when the work is for </w:t>
@@ -420,6 +525,7 @@
     <w:p>
       <w:pPr>
         <w:pStyle w:val="Heading1"/>
+        <w:keepNext/>
       </w:pPr>
       <w:r>
         <w:t xml:space="preserve">2. Principles</w:t>
@@ -430,8 +536,10 @@
         <w:pStyle w:val="ListParagraph"/>
         <w:numPr>
           <w:ilvl w:val="0"/>
-          <w:numId w:val="2"/>
+          <w:numId w:val="4"/>
         </w:numPr>
+        <w:spacing w:after="60"/>
+        <w:ind w:left="360" w:hanging="360"/>
       </w:pPr>
       <w:r>
         <w:rPr>
@@ -449,8 +557,10 @@
         <w:pStyle w:val="ListParagraph"/>
         <w:numPr>
           <w:ilvl w:val="0"/>
-          <w:numId w:val="2"/>
+          <w:numId w:val="4"/>
         </w:numPr>
+        <w:spacing w:after="60"/>
+        <w:ind w:left="360" w:hanging="360"/>
       </w:pPr>
       <w:r>
         <w:rPr>
@@ -468,8 +578,10 @@
         <w:pStyle w:val="ListParagraph"/>
         <w:numPr>
           <w:ilvl w:val="0"/>
-          <w:numId w:val="2"/>
+          <w:numId w:val="4"/>
         </w:numPr>
+        <w:spacing w:after="60"/>
+        <w:ind w:left="360" w:hanging="360"/>
       </w:pPr>
       <w:r>
         <w:rPr>
@@ -487,8 +599,10 @@
         <w:pStyle w:val="ListParagraph"/>
         <w:numPr>
           <w:ilvl w:val="0"/>
-          <w:numId w:val="2"/>
+          <w:numId w:val="4"/>
         </w:numPr>
+        <w:spacing w:after="60"/>
+        <w:ind w:left="360" w:hanging="360"/>
       </w:pPr>
       <w:r>
         <w:rPr>
@@ -506,8 +620,10 @@
         <w:pStyle w:val="ListParagraph"/>
         <w:numPr>
           <w:ilvl w:val="0"/>
-          <w:numId w:val="2"/>
+          <w:numId w:val="4"/>
         </w:numPr>
+        <w:spacing w:after="60"/>
+        <w:ind w:left="360" w:hanging="360"/>
       </w:pPr>
       <w:r>
         <w:rPr>
@@ -523,6 +639,7 @@
     <w:p>
       <w:pPr>
         <w:pStyle w:val="Heading1"/>
+        <w:keepNext/>
       </w:pPr>
       <w:r>
         <w:t xml:space="preserve">3. Approved AI tools</w:t>
@@ -544,12 +661,13 @@
           <w:insideH w:val="single" w:color="auto" w:sz="4"/>
           <w:insideV w:val="single" w:color="auto" w:sz="4"/>
         </w:tblBorders>
+        <w:tblLayout w:type="fixed"/>
       </w:tblPr>
       <w:tblGrid>
-        <w:gridCol w:w="2257"/>
-        <w:gridCol w:w="2257"/>
-        <w:gridCol w:w="2257"/>
-        <w:gridCol w:w="2257"/>
+        <w:gridCol w:w="1993"/>
+        <w:gridCol w:w="1993"/>
+        <w:gridCol w:w="2243"/>
+        <w:gridCol w:w="1993"/>
       </w:tblGrid>
       <w:tr>
         <w:trPr>
@@ -557,10 +675,19 @@
         </w:trPr>
         <w:tc>
           <w:tcPr>
-            <w:tcW w:type="pct" w:w="1250"/>
+            <w:tcW w:type="pct" w:w="1200"/>
             <w:shd w:fill="EEF2F7" w:color="auto" w:val="clear"/>
-          </w:tcPr>
-          <w:p>
+            <w:tcMar>
+              <w:top w:type="dxa" w:w="40"/>
+              <w:left w:type="dxa" w:w="60"/>
+              <w:bottom w:type="dxa" w:w="40"/>
+              <w:right w:type="dxa" w:w="60"/>
+            </w:tcMar>
+          </w:tcPr>
+          <w:p>
+            <w:pPr>
+              <w:spacing w:after="0"/>
+            </w:pPr>
             <w:r>
               <w:rPr>
                 <w:b/>
@@ -572,10 +699,19 @@
         </w:tc>
         <w:tc>
           <w:tcPr>
-            <w:tcW w:type="pct" w:w="1250"/>
+            <w:tcW w:type="pct" w:w="1200"/>
             <w:shd w:fill="EEF2F7" w:color="auto" w:val="clear"/>
-          </w:tcPr>
-          <w:p>
+            <w:tcMar>
+              <w:top w:type="dxa" w:w="40"/>
+              <w:left w:type="dxa" w:w="60"/>
+              <w:bottom w:type="dxa" w:w="40"/>
+              <w:right w:type="dxa" w:w="60"/>
+            </w:tcMar>
+          </w:tcPr>
+          <w:p>
+            <w:pPr>
+              <w:spacing w:after="0"/>
+            </w:pPr>
             <w:r>
               <w:rPr>
                 <w:b/>
@@ -587,10 +723,19 @@
         </w:tc>
         <w:tc>
           <w:tcPr>
-            <w:tcW w:type="pct" w:w="1250"/>
+            <w:tcW w:type="pct" w:w="1350"/>
             <w:shd w:fill="EEF2F7" w:color="auto" w:val="clear"/>
-          </w:tcPr>
-          <w:p>
+            <w:tcMar>
+              <w:top w:type="dxa" w:w="40"/>
+              <w:left w:type="dxa" w:w="60"/>
+              <w:bottom w:type="dxa" w:w="40"/>
+              <w:right w:type="dxa" w:w="60"/>
+            </w:tcMar>
+          </w:tcPr>
+          <w:p>
+            <w:pPr>
+              <w:spacing w:after="0"/>
+            </w:pPr>
             <w:r>
               <w:rPr>
                 <w:b/>
@@ -602,10 +747,19 @@
         </w:tc>
         <w:tc>
           <w:tcPr>
-            <w:tcW w:type="pct" w:w="1250"/>
+            <w:tcW w:type="pct" w:w="1200"/>
             <w:shd w:fill="EEF2F7" w:color="auto" w:val="clear"/>
-          </w:tcPr>
-          <w:p>
+            <w:tcMar>
+              <w:top w:type="dxa" w:w="40"/>
+              <w:left w:type="dxa" w:w="60"/>
+              <w:bottom w:type="dxa" w:w="40"/>
+              <w:right w:type="dxa" w:w="60"/>
+            </w:tcMar>
+          </w:tcPr>
+          <w:p>
+            <w:pPr>
+              <w:spacing w:after="0"/>
+            </w:pPr>
             <w:r>
               <w:rPr>
                 <w:b/>
@@ -619,9 +773,18 @@
       <w:tr>
         <w:tc>
           <w:tcPr>
-            <w:tcW w:type="pct" w:w="1250"/>
-          </w:tcPr>
-          <w:p>
+            <w:tcW w:type="pct" w:w="1200"/>
+            <w:tcMar>
+              <w:top w:type="dxa" w:w="40"/>
+              <w:left w:type="dxa" w:w="60"/>
+              <w:bottom w:type="dxa" w:w="40"/>
+              <w:right w:type="dxa" w:w="60"/>
+            </w:tcMar>
+          </w:tcPr>
+          <w:p>
+            <w:pPr>
+              <w:spacing w:after="0"/>
+            </w:pPr>
             <w:r>
               <w:rPr>
                 <w:highlight w:val="yellow"/>
@@ -632,9 +795,18 @@
         </w:tc>
         <w:tc>
           <w:tcPr>
-            <w:tcW w:type="pct" w:w="1250"/>
-          </w:tcPr>
-          <w:p>
+            <w:tcW w:type="pct" w:w="1200"/>
+            <w:tcMar>
+              <w:top w:type="dxa" w:w="40"/>
+              <w:left w:type="dxa" w:w="60"/>
+              <w:bottom w:type="dxa" w:w="40"/>
+              <w:right w:type="dxa" w:w="60"/>
+            </w:tcMar>
+          </w:tcPr>
+          <w:p>
+            <w:pPr>
+              <w:spacing w:after="0"/>
+            </w:pPr>
             <w:r>
               <w:rPr>
                 <w:highlight w:val="yellow"/>
@@ -645,9 +817,18 @@
         </w:tc>
         <w:tc>
           <w:tcPr>
-            <w:tcW w:type="pct" w:w="1250"/>
-          </w:tcPr>
-          <w:p>
+            <w:tcW w:type="pct" w:w="1350"/>
+            <w:tcMar>
+              <w:top w:type="dxa" w:w="40"/>
+              <w:left w:type="dxa" w:w="60"/>
+              <w:bottom w:type="dxa" w:w="40"/>
+              <w:right w:type="dxa" w:w="60"/>
+            </w:tcMar>
+          </w:tcPr>
+          <w:p>
+            <w:pPr>
+              <w:spacing w:after="0"/>
+            </w:pPr>
             <w:r>
               <w:rPr>
                 <w:highlight w:val="yellow"/>
@@ -658,9 +839,18 @@
         </w:tc>
         <w:tc>
           <w:tcPr>
-            <w:tcW w:type="pct" w:w="1250"/>
-          </w:tcPr>
-          <w:p>
+            <w:tcW w:type="pct" w:w="1200"/>
+            <w:tcMar>
+              <w:top w:type="dxa" w:w="40"/>
+              <w:left w:type="dxa" w:w="60"/>
+              <w:bottom w:type="dxa" w:w="40"/>
+              <w:right w:type="dxa" w:w="60"/>
+            </w:tcMar>
+          </w:tcPr>
+          <w:p>
+            <w:pPr>
+              <w:spacing w:after="0"/>
+            </w:pPr>
             <w:r>
               <w:rPr>
                 <w:highlight w:val="yellow"/>
@@ -673,9 +863,18 @@
       <w:tr>
         <w:tc>
           <w:tcPr>
-            <w:tcW w:type="pct" w:w="1250"/>
-          </w:tcPr>
-          <w:p>
+            <w:tcW w:type="pct" w:w="1200"/>
+            <w:tcMar>
+              <w:top w:type="dxa" w:w="40"/>
+              <w:left w:type="dxa" w:w="60"/>
+              <w:bottom w:type="dxa" w:w="40"/>
+              <w:right w:type="dxa" w:w="60"/>
+            </w:tcMar>
+          </w:tcPr>
+          <w:p>
+            <w:pPr>
+              <w:spacing w:after="0"/>
+            </w:pPr>
             <w:r>
               <w:rPr>
                 <w:highlight w:val="yellow"/>
@@ -686,9 +885,18 @@
         </w:tc>
         <w:tc>
           <w:tcPr>
-            <w:tcW w:type="pct" w:w="1250"/>
-          </w:tcPr>
-          <w:p>
+            <w:tcW w:type="pct" w:w="1200"/>
+            <w:tcMar>
+              <w:top w:type="dxa" w:w="40"/>
+              <w:left w:type="dxa" w:w="60"/>
+              <w:bottom w:type="dxa" w:w="40"/>
+              <w:right w:type="dxa" w:w="60"/>
+            </w:tcMar>
+          </w:tcPr>
+          <w:p>
+            <w:pPr>
+              <w:spacing w:after="0"/>
+            </w:pPr>
             <w:r>
               <w:rPr>
                 <w:highlight w:val="yellow"/>
@@ -699,9 +907,18 @@
         </w:tc>
         <w:tc>
           <w:tcPr>
-            <w:tcW w:type="pct" w:w="1250"/>
-          </w:tcPr>
-          <w:p>
+            <w:tcW w:type="pct" w:w="1350"/>
+            <w:tcMar>
+              <w:top w:type="dxa" w:w="40"/>
+              <w:left w:type="dxa" w:w="60"/>
+              <w:bottom w:type="dxa" w:w="40"/>
+              <w:right w:type="dxa" w:w="60"/>
+            </w:tcMar>
+          </w:tcPr>
+          <w:p>
+            <w:pPr>
+              <w:spacing w:after="0"/>
+            </w:pPr>
             <w:r>
               <w:rPr>
                 <w:highlight w:val="yellow"/>
@@ -712,9 +929,18 @@
         </w:tc>
         <w:tc>
           <w:tcPr>
-            <w:tcW w:type="pct" w:w="1250"/>
-          </w:tcPr>
-          <w:p>
+            <w:tcW w:type="pct" w:w="1200"/>
+            <w:tcMar>
+              <w:top w:type="dxa" w:w="40"/>
+              <w:left w:type="dxa" w:w="60"/>
+              <w:bottom w:type="dxa" w:w="40"/>
+              <w:right w:type="dxa" w:w="60"/>
+            </w:tcMar>
+          </w:tcPr>
+          <w:p>
+            <w:pPr>
+              <w:spacing w:after="0"/>
+            </w:pPr>
             <w:r>
               <w:rPr>
                 <w:highlight w:val="yellow"/>
@@ -727,9 +953,18 @@
       <w:tr>
         <w:tc>
           <w:tcPr>
-            <w:tcW w:type="pct" w:w="1250"/>
-          </w:tcPr>
-          <w:p>
+            <w:tcW w:type="pct" w:w="1200"/>
+            <w:tcMar>
+              <w:top w:type="dxa" w:w="40"/>
+              <w:left w:type="dxa" w:w="60"/>
+              <w:bottom w:type="dxa" w:w="40"/>
+              <w:right w:type="dxa" w:w="60"/>
+            </w:tcMar>
+          </w:tcPr>
+          <w:p>
+            <w:pPr>
+              <w:spacing w:after="0"/>
+            </w:pPr>
             <w:r>
               <w:rPr>
                 <w:highlight w:val="yellow"/>
@@ -740,9 +975,18 @@
         </w:tc>
         <w:tc>
           <w:tcPr>
-            <w:tcW w:type="pct" w:w="1250"/>
-          </w:tcPr>
-          <w:p>
+            <w:tcW w:type="pct" w:w="1200"/>
+            <w:tcMar>
+              <w:top w:type="dxa" w:w="40"/>
+              <w:left w:type="dxa" w:w="60"/>
+              <w:bottom w:type="dxa" w:w="40"/>
+              <w:right w:type="dxa" w:w="60"/>
+            </w:tcMar>
+          </w:tcPr>
+          <w:p>
+            <w:pPr>
+              <w:spacing w:after="0"/>
+            </w:pPr>
             <w:r>
               <w:rPr>
                 <w:highlight w:val="yellow"/>
@@ -753,9 +997,18 @@
         </w:tc>
         <w:tc>
           <w:tcPr>
-            <w:tcW w:type="pct" w:w="1250"/>
-          </w:tcPr>
-          <w:p>
+            <w:tcW w:type="pct" w:w="1350"/>
+            <w:tcMar>
+              <w:top w:type="dxa" w:w="40"/>
+              <w:left w:type="dxa" w:w="60"/>
+              <w:bottom w:type="dxa" w:w="40"/>
+              <w:right w:type="dxa" w:w="60"/>
+            </w:tcMar>
+          </w:tcPr>
+          <w:p>
+            <w:pPr>
+              <w:spacing w:after="0"/>
+            </w:pPr>
             <w:r>
               <w:rPr>
                 <w:highlight w:val="yellow"/>
@@ -766,9 +1019,18 @@
         </w:tc>
         <w:tc>
           <w:tcPr>
-            <w:tcW w:type="pct" w:w="1250"/>
-          </w:tcPr>
-          <w:p>
+            <w:tcW w:type="pct" w:w="1200"/>
+            <w:tcMar>
+              <w:top w:type="dxa" w:w="40"/>
+              <w:left w:type="dxa" w:w="60"/>
+              <w:bottom w:type="dxa" w:w="40"/>
+              <w:right w:type="dxa" w:w="60"/>
+            </w:tcMar>
+          </w:tcPr>
+          <w:p>
+            <w:pPr>
+              <w:spacing w:after="0"/>
+            </w:pPr>
             <w:r>
               <w:rPr>
                 <w:highlight w:val="yellow"/>
@@ -797,8 +1059,10 @@
         <w:pStyle w:val="ListParagraph"/>
         <w:numPr>
           <w:ilvl w:val="0"/>
-          <w:numId w:val="1"/>
+          <w:numId w:val="5"/>
         </w:numPr>
+        <w:spacing w:after="60"/>
+        <w:ind w:left="360" w:hanging="360"/>
       </w:pPr>
       <w:r>
         <w:t xml:space="preserve">whether a business account with a data processing agreement is available;</w:t>
@@ -809,8 +1073,10 @@
         <w:pStyle w:val="ListParagraph"/>
         <w:numPr>
           <w:ilvl w:val="0"/>
-          <w:numId w:val="1"/>
+          <w:numId w:val="5"/>
         </w:numPr>
+        <w:spacing w:after="60"/>
+        <w:ind w:left="360" w:hanging="360"/>
       </w:pPr>
       <w:r>
         <w:t xml:space="preserve">whether the provider's use of our data for training is excluded;</w:t>
@@ -821,8 +1087,10 @@
         <w:pStyle w:val="ListParagraph"/>
         <w:numPr>
           <w:ilvl w:val="0"/>
-          <w:numId w:val="1"/>
+          <w:numId w:val="5"/>
         </w:numPr>
+        <w:spacing w:after="60"/>
+        <w:ind w:left="360" w:hanging="360"/>
       </w:pPr>
       <w:r>
         <w:t xml:space="preserve">where data is processed and stored, and whether disclosure abroad is permitted (FADP Art. 16–17);</w:t>
@@ -833,8 +1101,10 @@
         <w:pStyle w:val="ListParagraph"/>
         <w:numPr>
           <w:ilvl w:val="0"/>
-          <w:numId w:val="1"/>
+          <w:numId w:val="5"/>
         </w:numPr>
+        <w:spacing w:after="60"/>
+        <w:ind w:left="360" w:hanging="360"/>
       </w:pPr>
       <w:r>
         <w:t xml:space="preserve">which data level the tool should be approved for.</w:t>
@@ -870,6 +1140,7 @@
     <w:p>
       <w:pPr>
         <w:pStyle w:val="Heading1"/>
+        <w:keepNext/>
       </w:pPr>
       <w:r>
         <w:t xml:space="preserve">4. What data may go into AI tools</w:t>
@@ -886,11 +1157,12 @@
           <w:insideH w:val="single" w:color="auto" w:sz="4"/>
           <w:insideV w:val="single" w:color="auto" w:sz="4"/>
         </w:tblBorders>
+        <w:tblLayout w:type="fixed"/>
       </w:tblPr>
       <w:tblGrid>
-        <w:gridCol w:w="2979"/>
-        <w:gridCol w:w="2979"/>
-        <w:gridCol w:w="2979"/>
+        <w:gridCol w:w="1495"/>
+        <w:gridCol w:w="4319"/>
+        <w:gridCol w:w="2492"/>
       </w:tblGrid>
       <w:tr>
         <w:trPr>
@@ -898,10 +1170,19 @@
         </w:trPr>
         <w:tc>
           <w:tcPr>
-            <w:tcW w:type="pct" w:w="1650"/>
+            <w:tcW w:type="pct" w:w="900"/>
             <w:shd w:fill="EEF2F7" w:color="auto" w:val="clear"/>
-          </w:tcPr>
-          <w:p>
+            <w:tcMar>
+              <w:top w:type="dxa" w:w="40"/>
+              <w:left w:type="dxa" w:w="60"/>
+              <w:bottom w:type="dxa" w:w="40"/>
+              <w:right w:type="dxa" w:w="60"/>
+            </w:tcMar>
+          </w:tcPr>
+          <w:p>
+            <w:pPr>
+              <w:spacing w:after="0"/>
+            </w:pPr>
             <w:r>
               <w:rPr>
                 <w:b/>
@@ -913,10 +1194,19 @@
         </w:tc>
         <w:tc>
           <w:tcPr>
-            <w:tcW w:type="pct" w:w="1650"/>
+            <w:tcW w:type="pct" w:w="2600"/>
             <w:shd w:fill="EEF2F7" w:color="auto" w:val="clear"/>
-          </w:tcPr>
-          <w:p>
+            <w:tcMar>
+              <w:top w:type="dxa" w:w="40"/>
+              <w:left w:type="dxa" w:w="60"/>
+              <w:bottom w:type="dxa" w:w="40"/>
+              <w:right w:type="dxa" w:w="60"/>
+            </w:tcMar>
+          </w:tcPr>
+          <w:p>
+            <w:pPr>
+              <w:spacing w:after="0"/>
+            </w:pPr>
             <w:r>
               <w:rPr>
                 <w:b/>
@@ -928,10 +1218,19 @@
         </w:tc>
         <w:tc>
           <w:tcPr>
-            <w:tcW w:type="pct" w:w="1650"/>
+            <w:tcW w:type="pct" w:w="1500"/>
             <w:shd w:fill="EEF2F7" w:color="auto" w:val="clear"/>
-          </w:tcPr>
-          <w:p>
+            <w:tcMar>
+              <w:top w:type="dxa" w:w="40"/>
+              <w:left w:type="dxa" w:w="60"/>
+              <w:bottom w:type="dxa" w:w="40"/>
+              <w:right w:type="dxa" w:w="60"/>
+            </w:tcMar>
+          </w:tcPr>
+          <w:p>
+            <w:pPr>
+              <w:spacing w:after="0"/>
+            </w:pPr>
             <w:r>
               <w:rPr>
                 <w:b/>
@@ -945,9 +1244,18 @@
       <w:tr>
         <w:tc>
           <w:tcPr>
-            <w:tcW w:type="pct" w:w="1650"/>
-          </w:tcPr>
-          <w:p>
+            <w:tcW w:type="pct" w:w="900"/>
+            <w:tcMar>
+              <w:top w:type="dxa" w:w="40"/>
+              <w:left w:type="dxa" w:w="60"/>
+              <w:bottom w:type="dxa" w:w="40"/>
+              <w:right w:type="dxa" w:w="60"/>
+            </w:tcMar>
+          </w:tcPr>
+          <w:p>
+            <w:pPr>
+              <w:spacing w:after="0"/>
+            </w:pPr>
             <w:r>
               <w:t xml:space="preserve">🟢 </w:t>
             </w:r>
@@ -965,9 +1273,18 @@
         </w:tc>
         <w:tc>
           <w:tcPr>
-            <w:tcW w:type="pct" w:w="1650"/>
-          </w:tcPr>
-          <w:p>
+            <w:tcW w:type="pct" w:w="2600"/>
+            <w:tcMar>
+              <w:top w:type="dxa" w:w="40"/>
+              <w:left w:type="dxa" w:w="60"/>
+              <w:bottom w:type="dxa" w:w="40"/>
+              <w:right w:type="dxa" w:w="60"/>
+            </w:tcMar>
+          </w:tcPr>
+          <w:p>
+            <w:pPr>
+              <w:spacing w:after="0"/>
+            </w:pPr>
             <w:r>
               <w:t xml:space="preserve">Publicly available information, general questions, your own text with no confidential content</w:t>
             </w:r>
@@ -975,9 +1292,18 @@
         </w:tc>
         <w:tc>
           <w:tcPr>
-            <w:tcW w:type="pct" w:w="1650"/>
-          </w:tcPr>
-          <w:p>
+            <w:tcW w:type="pct" w:w="1500"/>
+            <w:tcMar>
+              <w:top w:type="dxa" w:w="40"/>
+              <w:left w:type="dxa" w:w="60"/>
+              <w:bottom w:type="dxa" w:w="40"/>
+              <w:right w:type="dxa" w:w="60"/>
+            </w:tcMar>
+          </w:tcPr>
+          <w:p>
+            <w:pPr>
+              <w:spacing w:after="0"/>
+            </w:pPr>
             <w:r>
               <w:t xml:space="preserve">Allowed in all approved tools.</w:t>
             </w:r>
@@ -987,9 +1313,18 @@
       <w:tr>
         <w:tc>
           <w:tcPr>
-            <w:tcW w:type="pct" w:w="1650"/>
-          </w:tcPr>
-          <w:p>
+            <w:tcW w:type="pct" w:w="900"/>
+            <w:tcMar>
+              <w:top w:type="dxa" w:w="40"/>
+              <w:left w:type="dxa" w:w="60"/>
+              <w:bottom w:type="dxa" w:w="40"/>
+              <w:right w:type="dxa" w:w="60"/>
+            </w:tcMar>
+          </w:tcPr>
+          <w:p>
+            <w:pPr>
+              <w:spacing w:after="0"/>
+            </w:pPr>
             <w:r>
               <w:t xml:space="preserve">🟡 </w:t>
             </w:r>
@@ -1007,9 +1342,18 @@
         </w:tc>
         <w:tc>
           <w:tcPr>
-            <w:tcW w:type="pct" w:w="1650"/>
-          </w:tcPr>
-          <w:p>
+            <w:tcW w:type="pct" w:w="2600"/>
+            <w:tcMar>
+              <w:top w:type="dxa" w:w="40"/>
+              <w:left w:type="dxa" w:w="60"/>
+              <w:bottom w:type="dxa" w:w="40"/>
+              <w:right w:type="dxa" w:w="60"/>
+            </w:tcMar>
+          </w:tcPr>
+          <w:p>
+            <w:pPr>
+              <w:spacing w:after="0"/>
+            </w:pPr>
             <w:r>
               <w:t xml:space="preserve">Internal documents, quotes, names and contact details of customers or employees, customer correspondence</w:t>
             </w:r>
@@ -1017,9 +1361,18 @@
         </w:tc>
         <w:tc>
           <w:tcPr>
-            <w:tcW w:type="pct" w:w="1650"/>
-          </w:tcPr>
-          <w:p>
+            <w:tcW w:type="pct" w:w="1500"/>
+            <w:tcMar>
+              <w:top w:type="dxa" w:w="40"/>
+              <w:left w:type="dxa" w:w="60"/>
+              <w:bottom w:type="dxa" w:w="40"/>
+              <w:right w:type="dxa" w:w="60"/>
+            </w:tcMar>
+          </w:tcPr>
+          <w:p>
+            <w:pPr>
+              <w:spacing w:after="0"/>
+            </w:pPr>
             <w:r>
               <w:t xml:space="preserve">Only in tools approved for "Yellow" in section 3. Use only as much data as needed; anonymise or leave out names where possible.</w:t>
             </w:r>
@@ -1029,9 +1382,18 @@
       <w:tr>
         <w:tc>
           <w:tcPr>
-            <w:tcW w:type="pct" w:w="1650"/>
-          </w:tcPr>
-          <w:p>
+            <w:tcW w:type="pct" w:w="900"/>
+            <w:tcMar>
+              <w:top w:type="dxa" w:w="40"/>
+              <w:left w:type="dxa" w:w="60"/>
+              <w:bottom w:type="dxa" w:w="40"/>
+              <w:right w:type="dxa" w:w="60"/>
+            </w:tcMar>
+          </w:tcPr>
+          <w:p>
+            <w:pPr>
+              <w:spacing w:after="0"/>
+            </w:pPr>
             <w:r>
               <w:t xml:space="preserve">🔴 </w:t>
             </w:r>
@@ -1049,9 +1411,18 @@
         </w:tc>
         <w:tc>
           <w:tcPr>
-            <w:tcW w:type="pct" w:w="1650"/>
-          </w:tcPr>
-          <w:p>
+            <w:tcW w:type="pct" w:w="2600"/>
+            <w:tcMar>
+              <w:top w:type="dxa" w:w="40"/>
+              <w:left w:type="dxa" w:w="60"/>
+              <w:bottom w:type="dxa" w:w="40"/>
+              <w:right w:type="dxa" w:w="60"/>
+            </w:tcMar>
+          </w:tcPr>
+          <w:p>
+            <w:pPr>
+              <w:spacing w:after="0"/>
+            </w:pPr>
             <w:r>
               <w:t xml:space="preserve">Health data; information on religion, politics, criminal proceedings or social assistance (sensitive personal data, FADP Art. 5 lit. c); data covered by professional secrecy; customers' business secrets; passwords, login details, bank and card data</w:t>
             </w:r>
@@ -1059,9 +1430,18 @@
         </w:tc>
         <w:tc>
           <w:tcPr>
-            <w:tcW w:type="pct" w:w="1650"/>
-          </w:tcPr>
-          <w:p>
+            <w:tcW w:type="pct" w:w="1500"/>
+            <w:tcMar>
+              <w:top w:type="dxa" w:w="40"/>
+              <w:left w:type="dxa" w:w="60"/>
+              <w:bottom w:type="dxa" w:w="40"/>
+              <w:right w:type="dxa" w:w="60"/>
+            </w:tcMar>
+          </w:tcPr>
+          <w:p>
+            <w:pPr>
+              <w:spacing w:after="0"/>
+            </w:pPr>
             <w:r>
               <w:rPr>
                 <w:b/>
@@ -1085,6 +1465,7 @@
     <w:p>
       <w:pPr>
         <w:pStyle w:val="Heading1"/>
+        <w:keepNext/>
       </w:pPr>
       <w:r>
         <w:t xml:space="preserve">5. Using AI results</w:t>
@@ -1095,8 +1476,10 @@
         <w:pStyle w:val="ListParagraph"/>
         <w:numPr>
           <w:ilvl w:val="0"/>
-          <w:numId w:val="3"/>
+          <w:numId w:val="6"/>
         </w:numPr>
+        <w:spacing w:after="60"/>
+        <w:ind w:left="360" w:hanging="360"/>
       </w:pPr>
       <w:r>
         <w:rPr>
@@ -1114,8 +1497,10 @@
         <w:pStyle w:val="ListParagraph"/>
         <w:numPr>
           <w:ilvl w:val="0"/>
-          <w:numId w:val="3"/>
+          <w:numId w:val="6"/>
         </w:numPr>
+        <w:spacing w:after="60"/>
+        <w:ind w:left="360" w:hanging="360"/>
       </w:pPr>
       <w:r>
         <w:rPr>
@@ -1133,8 +1518,10 @@
         <w:pStyle w:val="ListParagraph"/>
         <w:numPr>
           <w:ilvl w:val="0"/>
-          <w:numId w:val="3"/>
+          <w:numId w:val="6"/>
         </w:numPr>
+        <w:spacing w:after="60"/>
+        <w:ind w:left="360" w:hanging="360"/>
       </w:pPr>
       <w:r>
         <w:rPr>
@@ -1152,8 +1539,10 @@
         <w:pStyle w:val="ListParagraph"/>
         <w:numPr>
           <w:ilvl w:val="0"/>
-          <w:numId w:val="3"/>
+          <w:numId w:val="6"/>
         </w:numPr>
+        <w:spacing w:after="60"/>
+        <w:ind w:left="360" w:hanging="360"/>
       </w:pPr>
       <w:r>
         <w:rPr>
@@ -1180,8 +1569,10 @@
         <w:pStyle w:val="ListParagraph"/>
         <w:numPr>
           <w:ilvl w:val="0"/>
-          <w:numId w:val="3"/>
+          <w:numId w:val="6"/>
         </w:numPr>
+        <w:spacing w:after="60"/>
+        <w:ind w:left="360" w:hanging="360"/>
       </w:pPr>
       <w:r>
         <w:rPr>
@@ -1199,8 +1590,10 @@
         <w:pStyle w:val="ListParagraph"/>
         <w:numPr>
           <w:ilvl w:val="0"/>
-          <w:numId w:val="3"/>
+          <w:numId w:val="6"/>
         </w:numPr>
+        <w:spacing w:after="60"/>
+        <w:ind w:left="360" w:hanging="360"/>
       </w:pPr>
       <w:r>
         <w:rPr>
@@ -1216,6 +1609,7 @@
     <w:p>
       <w:pPr>
         <w:pStyle w:val="Heading1"/>
+        <w:keepNext/>
       </w:pPr>
       <w:r>
         <w:t xml:space="preserve">6. Transparency towards others</w:t>
@@ -1226,8 +1620,10 @@
         <w:pStyle w:val="ListParagraph"/>
         <w:numPr>
           <w:ilvl w:val="0"/>
-          <w:numId w:val="1"/>
+          <w:numId w:val="7"/>
         </w:numPr>
+        <w:spacing w:after="60"/>
+        <w:ind w:left="360" w:hanging="360"/>
       </w:pPr>
       <w:r>
         <w:t xml:space="preserve">Chatbots and other AI systems that customers or applicants interact with directly are clearly identifiable as AI.</w:t>
@@ -1238,8 +1634,10 @@
         <w:pStyle w:val="ListParagraph"/>
         <w:numPr>
           <w:ilvl w:val="0"/>
-          <w:numId w:val="1"/>
+          <w:numId w:val="7"/>
         </w:numPr>
+        <w:spacing w:after="60"/>
+        <w:ind w:left="360" w:hanging="360"/>
       </w:pPr>
       <w:r>
         <w:t xml:space="preserve">The AI lead makes sure the privacy notice names the AI tools used to process personal data and describes the purpose (FADP Art. 19).</w:t>
@@ -1248,6 +1646,7 @@
     <w:p>
       <w:pPr>
         <w:pStyle w:val="Heading1"/>
+        <w:keepNext/>
       </w:pPr>
       <w:r>
         <w:t xml:space="preserve">7. Prohibited uses</w:t>
@@ -1263,8 +1662,10 @@
         <w:pStyle w:val="ListParagraph"/>
         <w:numPr>
           <w:ilvl w:val="0"/>
-          <w:numId w:val="1"/>
+          <w:numId w:val="8"/>
         </w:numPr>
+        <w:spacing w:after="60"/>
+        <w:ind w:left="360" w:hanging="360"/>
       </w:pPr>
       <w:r>
         <w:t xml:space="preserve">using AI to deceive people, e.g. fake reviews, or realistic fake images, voices or videos of real people;</w:t>
@@ -1275,8 +1676,10 @@
         <w:pStyle w:val="ListParagraph"/>
         <w:numPr>
           <w:ilvl w:val="0"/>
-          <w:numId w:val="1"/>
+          <w:numId w:val="8"/>
         </w:numPr>
+        <w:spacing w:after="60"/>
+        <w:ind w:left="360" w:hanging="360"/>
       </w:pPr>
       <w:r>
         <w:t xml:space="preserve">using AI to monitor employees' behaviour (ArGV 3 Art. 26);</w:t>
@@ -1287,8 +1690,10 @@
         <w:pStyle w:val="ListParagraph"/>
         <w:numPr>
           <w:ilvl w:val="0"/>
-          <w:numId w:val="1"/>
+          <w:numId w:val="8"/>
         </w:numPr>
+        <w:spacing w:after="60"/>
+        <w:ind w:left="360" w:hanging="360"/>
       </w:pPr>
       <w:r>
         <w:t xml:space="preserve">using unchecked AI results as the basis for decisions about people (see section 5);</w:t>
@@ -1299,8 +1704,10 @@
         <w:pStyle w:val="ListParagraph"/>
         <w:numPr>
           <w:ilvl w:val="0"/>
-          <w:numId w:val="1"/>
+          <w:numId w:val="8"/>
         </w:numPr>
+        <w:spacing w:after="60"/>
+        <w:ind w:left="360" w:hanging="360"/>
       </w:pPr>
       <w:r>
         <w:t xml:space="preserve">bypassing the safeguards of AI tools or of our IT;</w:t>
@@ -1311,8 +1718,10 @@
         <w:pStyle w:val="ListParagraph"/>
         <w:numPr>
           <w:ilvl w:val="0"/>
-          <w:numId w:val="1"/>
+          <w:numId w:val="8"/>
         </w:numPr>
+        <w:spacing w:after="60"/>
+        <w:ind w:left="360" w:hanging="360"/>
       </w:pPr>
       <w:r>
         <w:rPr>
@@ -1327,6 +1736,7 @@
     <w:p>
       <w:pPr>
         <w:pStyle w:val="Heading1"/>
+        <w:keepNext/>
       </w:pPr>
       <w:r>
         <w:t xml:space="preserve">8. Responsibilities</w:t>
@@ -1346,8 +1756,10 @@
         <w:pStyle w:val="ListParagraph"/>
         <w:numPr>
           <w:ilvl w:val="0"/>
-          <w:numId w:val="1"/>
+          <w:numId w:val="9"/>
         </w:numPr>
+        <w:spacing w:after="60"/>
+        <w:ind w:left="360" w:hanging="360"/>
       </w:pPr>
       <w:r>
         <w:t xml:space="preserve">keeps the list of approved tools (annex) up to date;</w:t>
@@ -1358,8 +1770,10 @@
         <w:pStyle w:val="ListParagraph"/>
         <w:numPr>
           <w:ilvl w:val="0"/>
-          <w:numId w:val="1"/>
+          <w:numId w:val="9"/>
         </w:numPr>
+        <w:spacing w:after="60"/>
+        <w:ind w:left="360" w:hanging="360"/>
       </w:pPr>
       <w:r>
         <w:t xml:space="preserve">decides on requests for new tools;</w:t>
@@ -1370,8 +1784,10 @@
         <w:pStyle w:val="ListParagraph"/>
         <w:numPr>
           <w:ilvl w:val="0"/>
-          <w:numId w:val="1"/>
+          <w:numId w:val="9"/>
         </w:numPr>
+        <w:spacing w:after="60"/>
+        <w:ind w:left="360" w:hanging="360"/>
       </w:pPr>
       <w:r>
         <w:t xml:space="preserve">answers questions about this policy;</w:t>
@@ -1382,8 +1798,10 @@
         <w:pStyle w:val="ListParagraph"/>
         <w:numPr>
           <w:ilvl w:val="0"/>
-          <w:numId w:val="1"/>
+          <w:numId w:val="9"/>
         </w:numPr>
+        <w:spacing w:after="60"/>
+        <w:ind w:left="360" w:hanging="360"/>
       </w:pPr>
       <w:r>
         <w:t xml:space="preserve">organises training (section 9) and handles incidents (section 10);</w:t>
@@ -1394,8 +1812,10 @@
         <w:pStyle w:val="ListParagraph"/>
         <w:numPr>
           <w:ilvl w:val="0"/>
-          <w:numId w:val="1"/>
+          <w:numId w:val="9"/>
         </w:numPr>
+        <w:spacing w:after="60"/>
+        <w:ind w:left="360" w:hanging="360"/>
       </w:pPr>
       <w:r>
         <w:t xml:space="preserve">reviews this policy at least once a year.</w:t>
@@ -1428,6 +1848,7 @@
     <w:p>
       <w:pPr>
         <w:pStyle w:val="Heading1"/>
+        <w:keepNext/>
       </w:pPr>
       <w:r>
         <w:t xml:space="preserve">9. Training</w:t>
@@ -1450,6 +1871,7 @@
     <w:p>
       <w:pPr>
         <w:pStyle w:val="Heading1"/>
+        <w:keepNext/>
       </w:pPr>
       <w:r>
         <w:t xml:space="preserve">10. Incidents</w:t>
@@ -1484,8 +1906,10 @@
         <w:pStyle w:val="ListParagraph"/>
         <w:numPr>
           <w:ilvl w:val="0"/>
-          <w:numId w:val="1"/>
+          <w:numId w:val="10"/>
         </w:numPr>
+        <w:spacing w:after="60"/>
+        <w:ind w:left="360" w:hanging="360"/>
       </w:pPr>
       <w:r>
         <w:t xml:space="preserve">Yellow or Red data has gone into a tool not approved for it;</w:t>
@@ -1496,8 +1920,10 @@
         <w:pStyle w:val="ListParagraph"/>
         <w:numPr>
           <w:ilvl w:val="0"/>
-          <w:numId w:val="1"/>
+          <w:numId w:val="10"/>
         </w:numPr>
+        <w:spacing w:after="60"/>
+        <w:ind w:left="360" w:hanging="360"/>
       </w:pPr>
       <w:r>
         <w:t xml:space="preserve">a wrong AI result has reached a customer or someone outside the company;</w:t>
@@ -1508,8 +1934,10 @@
         <w:pStyle w:val="ListParagraph"/>
         <w:numPr>
           <w:ilvl w:val="0"/>
-          <w:numId w:val="1"/>
+          <w:numId w:val="10"/>
         </w:numPr>
+        <w:spacing w:after="60"/>
+        <w:ind w:left="360" w:hanging="360"/>
       </w:pPr>
       <w:r>
         <w:t xml:space="preserve">you suspect an AI tool or account is being misused, or that an AI tool did something nobody asked it to;</w:t>
@@ -1520,8 +1948,10 @@
         <w:pStyle w:val="ListParagraph"/>
         <w:numPr>
           <w:ilvl w:val="0"/>
-          <w:numId w:val="1"/>
+          <w:numId w:val="10"/>
         </w:numPr>
+        <w:spacing w:after="60"/>
+        <w:ind w:left="360" w:hanging="360"/>
       </w:pPr>
       <w:r>
         <w:t xml:space="preserve">you received a suspicious request that might be faked (e.g. a call or video from management with an urgent payment instruction).</w:t>
@@ -1535,6 +1965,7 @@
     <w:p>
       <w:pPr>
         <w:pStyle w:val="Heading1"/>
+        <w:keepNext/>
       </w:pPr>
       <w:r>
         <w:t xml:space="preserve">11. Review and breaches</w:t>
@@ -1560,6 +1991,7 @@
     <w:p>
       <w:pPr>
         <w:pStyle w:val="Heading1"/>
+        <w:keepNext/>
       </w:pPr>
       <w:r>
         <w:t xml:space="preserve">Acknowledgement</w:t>
@@ -1599,11 +2031,12 @@
           <w:insideH w:val="single" w:color="auto" w:sz="4"/>
           <w:insideV w:val="single" w:color="auto" w:sz="4"/>
         </w:tblBorders>
+        <w:tblLayout w:type="fixed"/>
       </w:tblPr>
       <w:tblGrid>
-        <w:gridCol w:w="2979"/>
-        <w:gridCol w:w="2979"/>
-        <w:gridCol w:w="2979"/>
+        <w:gridCol w:w="2658"/>
+        <w:gridCol w:w="2575"/>
+        <w:gridCol w:w="2990"/>
       </w:tblGrid>
       <w:tr>
         <w:trPr>
@@ -1611,10 +2044,19 @@
         </w:trPr>
         <w:tc>
           <w:tcPr>
-            <w:tcW w:type="pct" w:w="1650"/>
+            <w:tcW w:type="pct" w:w="1600"/>
             <w:shd w:fill="EEF2F7" w:color="auto" w:val="clear"/>
-          </w:tcPr>
-          <w:p>
+            <w:tcMar>
+              <w:top w:type="dxa" w:w="40"/>
+              <w:left w:type="dxa" w:w="60"/>
+              <w:bottom w:type="dxa" w:w="40"/>
+              <w:right w:type="dxa" w:w="60"/>
+            </w:tcMar>
+          </w:tcPr>
+          <w:p>
+            <w:pPr>
+              <w:spacing w:after="0"/>
+            </w:pPr>
             <w:r>
               <w:rPr>
                 <w:b/>
@@ -1626,10 +2068,19 @@
         </w:tc>
         <w:tc>
           <w:tcPr>
-            <w:tcW w:type="pct" w:w="1650"/>
+            <w:tcW w:type="pct" w:w="1550"/>
             <w:shd w:fill="EEF2F7" w:color="auto" w:val="clear"/>
-          </w:tcPr>
-          <w:p>
+            <w:tcMar>
+              <w:top w:type="dxa" w:w="40"/>
+              <w:left w:type="dxa" w:w="60"/>
+              <w:bottom w:type="dxa" w:w="40"/>
+              <w:right w:type="dxa" w:w="60"/>
+            </w:tcMar>
+          </w:tcPr>
+          <w:p>
+            <w:pPr>
+              <w:spacing w:after="0"/>
+            </w:pPr>
             <w:r>
               <w:rPr>
                 <w:b/>
@@ -1641,10 +2092,19 @@
         </w:tc>
         <w:tc>
           <w:tcPr>
-            <w:tcW w:type="pct" w:w="1650"/>
+            <w:tcW w:type="pct" w:w="1800"/>
             <w:shd w:fill="EEF2F7" w:color="auto" w:val="clear"/>
-          </w:tcPr>
-          <w:p>
+            <w:tcMar>
+              <w:top w:type="dxa" w:w="40"/>
+              <w:left w:type="dxa" w:w="60"/>
+              <w:bottom w:type="dxa" w:w="40"/>
+              <w:right w:type="dxa" w:w="60"/>
+            </w:tcMar>
+          </w:tcPr>
+          <w:p>
+            <w:pPr>
+              <w:spacing w:after="0"/>
+            </w:pPr>
             <w:r>
               <w:rPr>
                 <w:b/>
@@ -1658,21 +2118,51 @@
       <w:tr>
         <w:tc>
           <w:tcPr>
-            <w:tcW w:type="pct" w:w="1650"/>
-          </w:tcPr>
-          <w:p/>
-        </w:tc>
-        <w:tc>
-          <w:tcPr>
-            <w:tcW w:type="pct" w:w="1650"/>
-          </w:tcPr>
-          <w:p/>
-        </w:tc>
-        <w:tc>
-          <w:tcPr>
-            <w:tcW w:type="pct" w:w="1650"/>
-          </w:tcPr>
-          <w:p/>
+            <w:tcW w:type="pct" w:w="1600"/>
+            <w:tcMar>
+              <w:top w:type="dxa" w:w="40"/>
+              <w:left w:type="dxa" w:w="60"/>
+              <w:bottom w:type="dxa" w:w="40"/>
+              <w:right w:type="dxa" w:w="60"/>
+            </w:tcMar>
+          </w:tcPr>
+          <w:p>
+            <w:pPr>
+              <w:spacing w:after="0"/>
+            </w:pPr>
+          </w:p>
+        </w:tc>
+        <w:tc>
+          <w:tcPr>
+            <w:tcW w:type="pct" w:w="1550"/>
+            <w:tcMar>
+              <w:top w:type="dxa" w:w="40"/>
+              <w:left w:type="dxa" w:w="60"/>
+              <w:bottom w:type="dxa" w:w="40"/>
+              <w:right w:type="dxa" w:w="60"/>
+            </w:tcMar>
+          </w:tcPr>
+          <w:p>
+            <w:pPr>
+              <w:spacing w:after="0"/>
+            </w:pPr>
+          </w:p>
+        </w:tc>
+        <w:tc>
+          <w:tcPr>
+            <w:tcW w:type="pct" w:w="1800"/>
+            <w:tcMar>
+              <w:top w:type="dxa" w:w="40"/>
+              <w:left w:type="dxa" w:w="60"/>
+              <w:bottom w:type="dxa" w:w="40"/>
+              <w:right w:type="dxa" w:w="60"/>
+            </w:tcMar>
+          </w:tcPr>
+          <w:p>
+            <w:pPr>
+              <w:spacing w:after="0"/>
+            </w:pPr>
+          </w:p>
         </w:tc>
       </w:tr>
     </w:tbl>
@@ -1687,6 +2177,7 @@
     <w:p>
       <w:pPr>
         <w:pStyle w:val="Heading1"/>
+        <w:keepNext/>
       </w:pPr>
       <w:r>
         <w:t xml:space="preserve">Annex: AI tool register</w:t>
@@ -1712,18 +2203,19 @@
           <w:insideH w:val="single" w:color="auto" w:sz="4"/>
           <w:insideV w:val="single" w:color="auto" w:sz="4"/>
         </w:tblBorders>
+        <w:tblLayout w:type="fixed"/>
       </w:tblPr>
       <w:tblGrid>
-        <w:gridCol w:w="903"/>
-        <w:gridCol w:w="903"/>
-        <w:gridCol w:w="903"/>
-        <w:gridCol w:w="903"/>
-        <w:gridCol w:w="903"/>
-        <w:gridCol w:w="903"/>
-        <w:gridCol w:w="903"/>
-        <w:gridCol w:w="903"/>
-        <w:gridCol w:w="903"/>
-        <w:gridCol w:w="903"/>
+        <w:gridCol w:w="498"/>
+        <w:gridCol w:w="831"/>
+        <w:gridCol w:w="664"/>
+        <w:gridCol w:w="831"/>
+        <w:gridCol w:w="997"/>
+        <w:gridCol w:w="831"/>
+        <w:gridCol w:w="748"/>
+        <w:gridCol w:w="1080"/>
+        <w:gridCol w:w="664"/>
+        <w:gridCol w:w="1163"/>
       </w:tblGrid>
       <w:tr>
         <w:trPr>
@@ -1731,16 +2223,79 @@
         </w:trPr>
         <w:tc>
           <w:tcPr>
+            <w:tcW w:type="pct" w:w="300"/>
+            <w:shd w:fill="EEF2F7" w:color="auto" w:val="clear"/>
+            <w:tcMar>
+              <w:top w:type="dxa" w:w="40"/>
+              <w:left w:type="dxa" w:w="60"/>
+              <w:bottom w:type="dxa" w:w="40"/>
+              <w:right w:type="dxa" w:w="60"/>
+            </w:tcMar>
+          </w:tcPr>
+          <w:p>
+            <w:pPr>
+              <w:spacing w:after="0"/>
+            </w:pPr>
+            <w:r>
+              <w:rPr>
+                <w:b/>
+                <w:bCs/>
+                <w:sz w:val="18"/>
+                <w:szCs w:val="18"/>
+              </w:rPr>
+              <w:t xml:space="preserve">Tool</w:t>
+            </w:r>
+          </w:p>
+        </w:tc>
+        <w:tc>
+          <w:tcPr>
             <w:tcW w:type="pct" w:w="500"/>
             <w:shd w:fill="EEF2F7" w:color="auto" w:val="clear"/>
-          </w:tcPr>
-          <w:p>
+            <w:tcMar>
+              <w:top w:type="dxa" w:w="40"/>
+              <w:left w:type="dxa" w:w="60"/>
+              <w:bottom w:type="dxa" w:w="40"/>
+              <w:right w:type="dxa" w:w="60"/>
+            </w:tcMar>
+          </w:tcPr>
+          <w:p>
+            <w:pPr>
+              <w:spacing w:after="0"/>
+            </w:pPr>
             <w:r>
               <w:rPr>
                 <w:b/>
                 <w:bCs/>
-              </w:rPr>
-              <w:t xml:space="preserve">Tool</w:t>
+                <w:sz w:val="18"/>
+                <w:szCs w:val="18"/>
+              </w:rPr>
+              <w:t xml:space="preserve">Provider</w:t>
+            </w:r>
+          </w:p>
+        </w:tc>
+        <w:tc>
+          <w:tcPr>
+            <w:tcW w:type="pct" w:w="400"/>
+            <w:shd w:fill="EEF2F7" w:color="auto" w:val="clear"/>
+            <w:tcMar>
+              <w:top w:type="dxa" w:w="40"/>
+              <w:left w:type="dxa" w:w="60"/>
+              <w:bottom w:type="dxa" w:w="40"/>
+              <w:right w:type="dxa" w:w="60"/>
+            </w:tcMar>
+          </w:tcPr>
+          <w:p>
+            <w:pPr>
+              <w:spacing w:after="0"/>
+            </w:pPr>
+            <w:r>
+              <w:rPr>
+                <w:b/>
+                <w:bCs/>
+                <w:sz w:val="18"/>
+                <w:szCs w:val="18"/>
+              </w:rPr>
+              <w:t xml:space="preserve">Status</w:t>
             </w:r>
           </w:p>
         </w:tc>
@@ -1748,14 +2303,51 @@
           <w:tcPr>
             <w:tcW w:type="pct" w:w="500"/>
             <w:shd w:fill="EEF2F7" w:color="auto" w:val="clear"/>
-          </w:tcPr>
-          <w:p>
+            <w:tcMar>
+              <w:top w:type="dxa" w:w="40"/>
+              <w:left w:type="dxa" w:w="60"/>
+              <w:bottom w:type="dxa" w:w="40"/>
+              <w:right w:type="dxa" w:w="60"/>
+            </w:tcMar>
+          </w:tcPr>
+          <w:p>
+            <w:pPr>
+              <w:spacing w:after="0"/>
+            </w:pPr>
             <w:r>
               <w:rPr>
                 <w:b/>
                 <w:bCs/>
-              </w:rPr>
-              <w:t xml:space="preserve">Provider</w:t>
+                <w:sz w:val="18"/>
+                <w:szCs w:val="18"/>
+              </w:rPr>
+              <w:t xml:space="preserve">Purpose</w:t>
+            </w:r>
+          </w:p>
+        </w:tc>
+        <w:tc>
+          <w:tcPr>
+            <w:tcW w:type="pct" w:w="600"/>
+            <w:shd w:fill="EEF2F7" w:color="auto" w:val="clear"/>
+            <w:tcMar>
+              <w:top w:type="dxa" w:w="40"/>
+              <w:left w:type="dxa" w:w="60"/>
+              <w:bottom w:type="dxa" w:w="40"/>
+              <w:right w:type="dxa" w:w="60"/>
+            </w:tcMar>
+          </w:tcPr>
+          <w:p>
+            <w:pPr>
+              <w:spacing w:after="0"/>
+            </w:pPr>
+            <w:r>
+              <w:rPr>
+                <w:b/>
+                <w:bCs/>
+                <w:sz w:val="18"/>
+                <w:szCs w:val="18"/>
+              </w:rPr>
+              <w:t xml:space="preserve">Data level</w:t>
             </w:r>
           </w:p>
         </w:tc>
@@ -1763,119 +2355,129 @@
           <w:tcPr>
             <w:tcW w:type="pct" w:w="500"/>
             <w:shd w:fill="EEF2F7" w:color="auto" w:val="clear"/>
-          </w:tcPr>
-          <w:p>
+            <w:tcMar>
+              <w:top w:type="dxa" w:w="40"/>
+              <w:left w:type="dxa" w:w="60"/>
+              <w:bottom w:type="dxa" w:w="40"/>
+              <w:right w:type="dxa" w:w="60"/>
+            </w:tcMar>
+          </w:tcPr>
+          <w:p>
+            <w:pPr>
+              <w:spacing w:after="0"/>
+            </w:pPr>
             <w:r>
               <w:rPr>
                 <w:b/>
                 <w:bCs/>
-              </w:rPr>
-              <w:t xml:space="preserve">Status (approved / rejected / under review)</w:t>
-            </w:r>
-          </w:p>
-        </w:tc>
-        <w:tc>
-          <w:tcPr>
-            <w:tcW w:type="pct" w:w="500"/>
+                <w:sz w:val="18"/>
+                <w:szCs w:val="18"/>
+              </w:rPr>
+              <w:t xml:space="preserve">Location</w:t>
+            </w:r>
+          </w:p>
+        </w:tc>
+        <w:tc>
+          <w:tcPr>
+            <w:tcW w:type="pct" w:w="450"/>
             <w:shd w:fill="EEF2F7" w:color="auto" w:val="clear"/>
-          </w:tcPr>
-          <w:p>
+            <w:tcMar>
+              <w:top w:type="dxa" w:w="40"/>
+              <w:left w:type="dxa" w:w="60"/>
+              <w:bottom w:type="dxa" w:w="40"/>
+              <w:right w:type="dxa" w:w="60"/>
+            </w:tcMar>
+          </w:tcPr>
+          <w:p>
+            <w:pPr>
+              <w:spacing w:after="0"/>
+            </w:pPr>
             <w:r>
               <w:rPr>
                 <w:b/>
                 <w:bCs/>
-              </w:rPr>
-              <w:t xml:space="preserve">Purpose</w:t>
-            </w:r>
-          </w:p>
-        </w:tc>
-        <w:tc>
-          <w:tcPr>
-            <w:tcW w:type="pct" w:w="500"/>
+                <w:sz w:val="18"/>
+                <w:szCs w:val="18"/>
+              </w:rPr>
+              <w:t xml:space="preserve">DPA</w:t>
+            </w:r>
+          </w:p>
+        </w:tc>
+        <w:tc>
+          <w:tcPr>
+            <w:tcW w:type="pct" w:w="650"/>
             <w:shd w:fill="EEF2F7" w:color="auto" w:val="clear"/>
-          </w:tcPr>
-          <w:p>
+            <w:tcMar>
+              <w:top w:type="dxa" w:w="40"/>
+              <w:left w:type="dxa" w:w="60"/>
+              <w:bottom w:type="dxa" w:w="40"/>
+              <w:right w:type="dxa" w:w="60"/>
+            </w:tcMar>
+          </w:tcPr>
+          <w:p>
+            <w:pPr>
+              <w:spacing w:after="0"/>
+            </w:pPr>
             <w:r>
               <w:rPr>
                 <w:b/>
                 <w:bCs/>
-              </w:rPr>
-              <w:t xml:space="preserve">Data level</w:t>
-            </w:r>
-          </w:p>
-        </w:tc>
-        <w:tc>
-          <w:tcPr>
-            <w:tcW w:type="pct" w:w="500"/>
+                <w:sz w:val="18"/>
+                <w:szCs w:val="18"/>
+              </w:rPr>
+              <w:t xml:space="preserve">No training</w:t>
+            </w:r>
+          </w:p>
+        </w:tc>
+        <w:tc>
+          <w:tcPr>
+            <w:tcW w:type="pct" w:w="400"/>
             <w:shd w:fill="EEF2F7" w:color="auto" w:val="clear"/>
-          </w:tcPr>
-          <w:p>
+            <w:tcMar>
+              <w:top w:type="dxa" w:w="40"/>
+              <w:left w:type="dxa" w:w="60"/>
+              <w:bottom w:type="dxa" w:w="40"/>
+              <w:right w:type="dxa" w:w="60"/>
+            </w:tcMar>
+          </w:tcPr>
+          <w:p>
+            <w:pPr>
+              <w:spacing w:after="0"/>
+            </w:pPr>
             <w:r>
               <w:rPr>
                 <w:b/>
                 <w:bCs/>
-              </w:rPr>
-              <w:t xml:space="preserve">Data location</w:t>
-            </w:r>
-          </w:p>
-        </w:tc>
-        <w:tc>
-          <w:tcPr>
-            <w:tcW w:type="pct" w:w="500"/>
+                <w:sz w:val="18"/>
+                <w:szCs w:val="18"/>
+              </w:rPr>
+              <w:t xml:space="preserve">Owner</w:t>
+            </w:r>
+          </w:p>
+        </w:tc>
+        <w:tc>
+          <w:tcPr>
+            <w:tcW w:type="pct" w:w="700"/>
             <w:shd w:fill="EEF2F7" w:color="auto" w:val="clear"/>
-          </w:tcPr>
-          <w:p>
+            <w:tcMar>
+              <w:top w:type="dxa" w:w="40"/>
+              <w:left w:type="dxa" w:w="60"/>
+              <w:bottom w:type="dxa" w:w="40"/>
+              <w:right w:type="dxa" w:w="60"/>
+            </w:tcMar>
+          </w:tcPr>
+          <w:p>
+            <w:pPr>
+              <w:spacing w:after="0"/>
+            </w:pPr>
             <w:r>
               <w:rPr>
                 <w:b/>
                 <w:bCs/>
-              </w:rPr>
-              <w:t xml:space="preserve">Data processing agreement</w:t>
-            </w:r>
-          </w:p>
-        </w:tc>
-        <w:tc>
-          <w:tcPr>
-            <w:tcW w:type="pct" w:w="500"/>
-            <w:shd w:fill="EEF2F7" w:color="auto" w:val="clear"/>
-          </w:tcPr>
-          <w:p>
-            <w:r>
-              <w:rPr>
-                <w:b/>
-                <w:bCs/>
-              </w:rPr>
-              <w:t xml:space="preserve">Training excluded</w:t>
-            </w:r>
-          </w:p>
-        </w:tc>
-        <w:tc>
-          <w:tcPr>
-            <w:tcW w:type="pct" w:w="500"/>
-            <w:shd w:fill="EEF2F7" w:color="auto" w:val="clear"/>
-          </w:tcPr>
-          <w:p>
-            <w:r>
-              <w:rPr>
-                <w:b/>
-                <w:bCs/>
-              </w:rPr>
-              <w:t xml:space="preserve">Owner</w:t>
-            </w:r>
-          </w:p>
-        </w:tc>
-        <w:tc>
-          <w:tcPr>
-            <w:tcW w:type="pct" w:w="500"/>
-            <w:shd w:fill="EEF2F7" w:color="auto" w:val="clear"/>
-          </w:tcPr>
-          <w:p>
-            <w:r>
-              <w:rPr>
-                <w:b/>
-                <w:bCs/>
-              </w:rPr>
-              <w:t xml:space="preserve">Last reviewed</w:t>
+                <w:sz w:val="18"/>
+                <w:szCs w:val="18"/>
+              </w:rPr>
+              <w:t xml:space="preserve">Reviewed on</w:t>
             </w:r>
           </w:p>
         </w:tc>
@@ -1883,79 +2485,941 @@
       <w:tr>
         <w:tc>
           <w:tcPr>
+            <w:tcW w:type="pct" w:w="300"/>
+            <w:tcMar>
+              <w:top w:type="dxa" w:w="40"/>
+              <w:left w:type="dxa" w:w="60"/>
+              <w:bottom w:type="dxa" w:w="40"/>
+              <w:right w:type="dxa" w:w="60"/>
+            </w:tcMar>
+          </w:tcPr>
+          <w:p>
+            <w:pPr>
+              <w:spacing w:after="0"/>
+            </w:pPr>
+          </w:p>
+        </w:tc>
+        <w:tc>
+          <w:tcPr>
             <w:tcW w:type="pct" w:w="500"/>
-          </w:tcPr>
-          <w:p/>
+            <w:tcMar>
+              <w:top w:type="dxa" w:w="40"/>
+              <w:left w:type="dxa" w:w="60"/>
+              <w:bottom w:type="dxa" w:w="40"/>
+              <w:right w:type="dxa" w:w="60"/>
+            </w:tcMar>
+          </w:tcPr>
+          <w:p>
+            <w:pPr>
+              <w:spacing w:after="0"/>
+            </w:pPr>
+          </w:p>
+        </w:tc>
+        <w:tc>
+          <w:tcPr>
+            <w:tcW w:type="pct" w:w="400"/>
+            <w:tcMar>
+              <w:top w:type="dxa" w:w="40"/>
+              <w:left w:type="dxa" w:w="60"/>
+              <w:bottom w:type="dxa" w:w="40"/>
+              <w:right w:type="dxa" w:w="60"/>
+            </w:tcMar>
+          </w:tcPr>
+          <w:p>
+            <w:pPr>
+              <w:spacing w:after="0"/>
+            </w:pPr>
+          </w:p>
         </w:tc>
         <w:tc>
           <w:tcPr>
             <w:tcW w:type="pct" w:w="500"/>
-          </w:tcPr>
-          <w:p/>
+            <w:tcMar>
+              <w:top w:type="dxa" w:w="40"/>
+              <w:left w:type="dxa" w:w="60"/>
+              <w:bottom w:type="dxa" w:w="40"/>
+              <w:right w:type="dxa" w:w="60"/>
+            </w:tcMar>
+          </w:tcPr>
+          <w:p>
+            <w:pPr>
+              <w:spacing w:after="0"/>
+            </w:pPr>
+          </w:p>
+        </w:tc>
+        <w:tc>
+          <w:tcPr>
+            <w:tcW w:type="pct" w:w="600"/>
+            <w:tcMar>
+              <w:top w:type="dxa" w:w="40"/>
+              <w:left w:type="dxa" w:w="60"/>
+              <w:bottom w:type="dxa" w:w="40"/>
+              <w:right w:type="dxa" w:w="60"/>
+            </w:tcMar>
+          </w:tcPr>
+          <w:p>
+            <w:pPr>
+              <w:spacing w:after="0"/>
+            </w:pPr>
+          </w:p>
         </w:tc>
         <w:tc>
           <w:tcPr>
             <w:tcW w:type="pct" w:w="500"/>
-          </w:tcPr>
-          <w:p/>
+            <w:tcMar>
+              <w:top w:type="dxa" w:w="40"/>
+              <w:left w:type="dxa" w:w="60"/>
+              <w:bottom w:type="dxa" w:w="40"/>
+              <w:right w:type="dxa" w:w="60"/>
+            </w:tcMar>
+          </w:tcPr>
+          <w:p>
+            <w:pPr>
+              <w:spacing w:after="0"/>
+            </w:pPr>
+          </w:p>
+        </w:tc>
+        <w:tc>
+          <w:tcPr>
+            <w:tcW w:type="pct" w:w="450"/>
+            <w:tcMar>
+              <w:top w:type="dxa" w:w="40"/>
+              <w:left w:type="dxa" w:w="60"/>
+              <w:bottom w:type="dxa" w:w="40"/>
+              <w:right w:type="dxa" w:w="60"/>
+            </w:tcMar>
+          </w:tcPr>
+          <w:p>
+            <w:pPr>
+              <w:spacing w:after="0"/>
+            </w:pPr>
+            <w:r>
+              <w:rPr>
+                <w:sz w:val="18"/>
+                <w:szCs w:val="18"/>
+              </w:rPr>
+              <w:t xml:space="preserve">yes / no</w:t>
+            </w:r>
+          </w:p>
+        </w:tc>
+        <w:tc>
+          <w:tcPr>
+            <w:tcW w:type="pct" w:w="650"/>
+            <w:tcMar>
+              <w:top w:type="dxa" w:w="40"/>
+              <w:left w:type="dxa" w:w="60"/>
+              <w:bottom w:type="dxa" w:w="40"/>
+              <w:right w:type="dxa" w:w="60"/>
+            </w:tcMar>
+          </w:tcPr>
+          <w:p>
+            <w:pPr>
+              <w:spacing w:after="0"/>
+            </w:pPr>
+            <w:r>
+              <w:rPr>
+                <w:sz w:val="18"/>
+                <w:szCs w:val="18"/>
+              </w:rPr>
+              <w:t xml:space="preserve">yes / no</w:t>
+            </w:r>
+          </w:p>
+        </w:tc>
+        <w:tc>
+          <w:tcPr>
+            <w:tcW w:type="pct" w:w="400"/>
+            <w:tcMar>
+              <w:top w:type="dxa" w:w="40"/>
+              <w:left w:type="dxa" w:w="60"/>
+              <w:bottom w:type="dxa" w:w="40"/>
+              <w:right w:type="dxa" w:w="60"/>
+            </w:tcMar>
+          </w:tcPr>
+          <w:p>
+            <w:pPr>
+              <w:spacing w:after="0"/>
+            </w:pPr>
+          </w:p>
+        </w:tc>
+        <w:tc>
+          <w:tcPr>
+            <w:tcW w:type="pct" w:w="700"/>
+            <w:tcMar>
+              <w:top w:type="dxa" w:w="40"/>
+              <w:left w:type="dxa" w:w="60"/>
+              <w:bottom w:type="dxa" w:w="40"/>
+              <w:right w:type="dxa" w:w="60"/>
+            </w:tcMar>
+          </w:tcPr>
+          <w:p>
+            <w:pPr>
+              <w:spacing w:after="0"/>
+            </w:pPr>
+          </w:p>
+        </w:tc>
+      </w:tr>
+      <w:tr>
+        <w:tc>
+          <w:tcPr>
+            <w:tcW w:type="pct" w:w="300"/>
+            <w:tcMar>
+              <w:top w:type="dxa" w:w="40"/>
+              <w:left w:type="dxa" w:w="60"/>
+              <w:bottom w:type="dxa" w:w="40"/>
+              <w:right w:type="dxa" w:w="60"/>
+            </w:tcMar>
+          </w:tcPr>
+          <w:p>
+            <w:pPr>
+              <w:spacing w:after="0"/>
+            </w:pPr>
+          </w:p>
         </w:tc>
         <w:tc>
           <w:tcPr>
             <w:tcW w:type="pct" w:w="500"/>
-          </w:tcPr>
-          <w:p/>
+            <w:tcMar>
+              <w:top w:type="dxa" w:w="40"/>
+              <w:left w:type="dxa" w:w="60"/>
+              <w:bottom w:type="dxa" w:w="40"/>
+              <w:right w:type="dxa" w:w="60"/>
+            </w:tcMar>
+          </w:tcPr>
+          <w:p>
+            <w:pPr>
+              <w:spacing w:after="0"/>
+            </w:pPr>
+          </w:p>
+        </w:tc>
+        <w:tc>
+          <w:tcPr>
+            <w:tcW w:type="pct" w:w="400"/>
+            <w:tcMar>
+              <w:top w:type="dxa" w:w="40"/>
+              <w:left w:type="dxa" w:w="60"/>
+              <w:bottom w:type="dxa" w:w="40"/>
+              <w:right w:type="dxa" w:w="60"/>
+            </w:tcMar>
+          </w:tcPr>
+          <w:p>
+            <w:pPr>
+              <w:spacing w:after="0"/>
+            </w:pPr>
+          </w:p>
         </w:tc>
         <w:tc>
           <w:tcPr>
             <w:tcW w:type="pct" w:w="500"/>
-          </w:tcPr>
-          <w:p/>
+            <w:tcMar>
+              <w:top w:type="dxa" w:w="40"/>
+              <w:left w:type="dxa" w:w="60"/>
+              <w:bottom w:type="dxa" w:w="40"/>
+              <w:right w:type="dxa" w:w="60"/>
+            </w:tcMar>
+          </w:tcPr>
+          <w:p>
+            <w:pPr>
+              <w:spacing w:after="0"/>
+            </w:pPr>
+          </w:p>
+        </w:tc>
+        <w:tc>
+          <w:tcPr>
+            <w:tcW w:type="pct" w:w="600"/>
+            <w:tcMar>
+              <w:top w:type="dxa" w:w="40"/>
+              <w:left w:type="dxa" w:w="60"/>
+              <w:bottom w:type="dxa" w:w="40"/>
+              <w:right w:type="dxa" w:w="60"/>
+            </w:tcMar>
+          </w:tcPr>
+          <w:p>
+            <w:pPr>
+              <w:spacing w:after="0"/>
+            </w:pPr>
+          </w:p>
         </w:tc>
         <w:tc>
           <w:tcPr>
             <w:tcW w:type="pct" w:w="500"/>
-          </w:tcPr>
-          <w:p/>
+            <w:tcMar>
+              <w:top w:type="dxa" w:w="40"/>
+              <w:left w:type="dxa" w:w="60"/>
+              <w:bottom w:type="dxa" w:w="40"/>
+              <w:right w:type="dxa" w:w="60"/>
+            </w:tcMar>
+          </w:tcPr>
+          <w:p>
+            <w:pPr>
+              <w:spacing w:after="0"/>
+            </w:pPr>
+          </w:p>
+        </w:tc>
+        <w:tc>
+          <w:tcPr>
+            <w:tcW w:type="pct" w:w="450"/>
+            <w:tcMar>
+              <w:top w:type="dxa" w:w="40"/>
+              <w:left w:type="dxa" w:w="60"/>
+              <w:bottom w:type="dxa" w:w="40"/>
+              <w:right w:type="dxa" w:w="60"/>
+            </w:tcMar>
+          </w:tcPr>
+          <w:p>
+            <w:pPr>
+              <w:spacing w:after="0"/>
+            </w:pPr>
+            <w:r>
+              <w:rPr>
+                <w:sz w:val="18"/>
+                <w:szCs w:val="18"/>
+              </w:rPr>
+              <w:t xml:space="preserve">yes / no</w:t>
+            </w:r>
+          </w:p>
+        </w:tc>
+        <w:tc>
+          <w:tcPr>
+            <w:tcW w:type="pct" w:w="650"/>
+            <w:tcMar>
+              <w:top w:type="dxa" w:w="40"/>
+              <w:left w:type="dxa" w:w="60"/>
+              <w:bottom w:type="dxa" w:w="40"/>
+              <w:right w:type="dxa" w:w="60"/>
+            </w:tcMar>
+          </w:tcPr>
+          <w:p>
+            <w:pPr>
+              <w:spacing w:after="0"/>
+            </w:pPr>
+            <w:r>
+              <w:rPr>
+                <w:sz w:val="18"/>
+                <w:szCs w:val="18"/>
+              </w:rPr>
+              <w:t xml:space="preserve">yes / no</w:t>
+            </w:r>
+          </w:p>
+        </w:tc>
+        <w:tc>
+          <w:tcPr>
+            <w:tcW w:type="pct" w:w="400"/>
+            <w:tcMar>
+              <w:top w:type="dxa" w:w="40"/>
+              <w:left w:type="dxa" w:w="60"/>
+              <w:bottom w:type="dxa" w:w="40"/>
+              <w:right w:type="dxa" w:w="60"/>
+            </w:tcMar>
+          </w:tcPr>
+          <w:p>
+            <w:pPr>
+              <w:spacing w:after="0"/>
+            </w:pPr>
+          </w:p>
+        </w:tc>
+        <w:tc>
+          <w:tcPr>
+            <w:tcW w:type="pct" w:w="700"/>
+            <w:tcMar>
+              <w:top w:type="dxa" w:w="40"/>
+              <w:left w:type="dxa" w:w="60"/>
+              <w:bottom w:type="dxa" w:w="40"/>
+              <w:right w:type="dxa" w:w="60"/>
+            </w:tcMar>
+          </w:tcPr>
+          <w:p>
+            <w:pPr>
+              <w:spacing w:after="0"/>
+            </w:pPr>
+          </w:p>
+        </w:tc>
+      </w:tr>
+      <w:tr>
+        <w:tc>
+          <w:tcPr>
+            <w:tcW w:type="pct" w:w="300"/>
+            <w:tcMar>
+              <w:top w:type="dxa" w:w="40"/>
+              <w:left w:type="dxa" w:w="60"/>
+              <w:bottom w:type="dxa" w:w="40"/>
+              <w:right w:type="dxa" w:w="60"/>
+            </w:tcMar>
+          </w:tcPr>
+          <w:p>
+            <w:pPr>
+              <w:spacing w:after="0"/>
+            </w:pPr>
+          </w:p>
         </w:tc>
         <w:tc>
           <w:tcPr>
             <w:tcW w:type="pct" w:w="500"/>
-          </w:tcPr>
-          <w:p>
-            <w:r>
+            <w:tcMar>
+              <w:top w:type="dxa" w:w="40"/>
+              <w:left w:type="dxa" w:w="60"/>
+              <w:bottom w:type="dxa" w:w="40"/>
+              <w:right w:type="dxa" w:w="60"/>
+            </w:tcMar>
+          </w:tcPr>
+          <w:p>
+            <w:pPr>
+              <w:spacing w:after="0"/>
+            </w:pPr>
+          </w:p>
+        </w:tc>
+        <w:tc>
+          <w:tcPr>
+            <w:tcW w:type="pct" w:w="400"/>
+            <w:tcMar>
+              <w:top w:type="dxa" w:w="40"/>
+              <w:left w:type="dxa" w:w="60"/>
+              <w:bottom w:type="dxa" w:w="40"/>
+              <w:right w:type="dxa" w:w="60"/>
+            </w:tcMar>
+          </w:tcPr>
+          <w:p>
+            <w:pPr>
+              <w:spacing w:after="0"/>
+            </w:pPr>
+          </w:p>
+        </w:tc>
+        <w:tc>
+          <w:tcPr>
+            <w:tcW w:type="pct" w:w="500"/>
+            <w:tcMar>
+              <w:top w:type="dxa" w:w="40"/>
+              <w:left w:type="dxa" w:w="60"/>
+              <w:bottom w:type="dxa" w:w="40"/>
+              <w:right w:type="dxa" w:w="60"/>
+            </w:tcMar>
+          </w:tcPr>
+          <w:p>
+            <w:pPr>
+              <w:spacing w:after="0"/>
+            </w:pPr>
+          </w:p>
+        </w:tc>
+        <w:tc>
+          <w:tcPr>
+            <w:tcW w:type="pct" w:w="600"/>
+            <w:tcMar>
+              <w:top w:type="dxa" w:w="40"/>
+              <w:left w:type="dxa" w:w="60"/>
+              <w:bottom w:type="dxa" w:w="40"/>
+              <w:right w:type="dxa" w:w="60"/>
+            </w:tcMar>
+          </w:tcPr>
+          <w:p>
+            <w:pPr>
+              <w:spacing w:after="0"/>
+            </w:pPr>
+          </w:p>
+        </w:tc>
+        <w:tc>
+          <w:tcPr>
+            <w:tcW w:type="pct" w:w="500"/>
+            <w:tcMar>
+              <w:top w:type="dxa" w:w="40"/>
+              <w:left w:type="dxa" w:w="60"/>
+              <w:bottom w:type="dxa" w:w="40"/>
+              <w:right w:type="dxa" w:w="60"/>
+            </w:tcMar>
+          </w:tcPr>
+          <w:p>
+            <w:pPr>
+              <w:spacing w:after="0"/>
+            </w:pPr>
+          </w:p>
+        </w:tc>
+        <w:tc>
+          <w:tcPr>
+            <w:tcW w:type="pct" w:w="450"/>
+            <w:tcMar>
+              <w:top w:type="dxa" w:w="40"/>
+              <w:left w:type="dxa" w:w="60"/>
+              <w:bottom w:type="dxa" w:w="40"/>
+              <w:right w:type="dxa" w:w="60"/>
+            </w:tcMar>
+          </w:tcPr>
+          <w:p>
+            <w:pPr>
+              <w:spacing w:after="0"/>
+            </w:pPr>
+            <w:r>
+              <w:rPr>
+                <w:sz w:val="18"/>
+                <w:szCs w:val="18"/>
+              </w:rPr>
               <w:t xml:space="preserve">yes / no</w:t>
             </w:r>
           </w:p>
         </w:tc>
         <w:tc>
           <w:tcPr>
+            <w:tcW w:type="pct" w:w="650"/>
+            <w:tcMar>
+              <w:top w:type="dxa" w:w="40"/>
+              <w:left w:type="dxa" w:w="60"/>
+              <w:bottom w:type="dxa" w:w="40"/>
+              <w:right w:type="dxa" w:w="60"/>
+            </w:tcMar>
+          </w:tcPr>
+          <w:p>
+            <w:pPr>
+              <w:spacing w:after="0"/>
+            </w:pPr>
+            <w:r>
+              <w:rPr>
+                <w:sz w:val="18"/>
+                <w:szCs w:val="18"/>
+              </w:rPr>
+              <w:t xml:space="preserve">yes / no</w:t>
+            </w:r>
+          </w:p>
+        </w:tc>
+        <w:tc>
+          <w:tcPr>
+            <w:tcW w:type="pct" w:w="400"/>
+            <w:tcMar>
+              <w:top w:type="dxa" w:w="40"/>
+              <w:left w:type="dxa" w:w="60"/>
+              <w:bottom w:type="dxa" w:w="40"/>
+              <w:right w:type="dxa" w:w="60"/>
+            </w:tcMar>
+          </w:tcPr>
+          <w:p>
+            <w:pPr>
+              <w:spacing w:after="0"/>
+            </w:pPr>
+          </w:p>
+        </w:tc>
+        <w:tc>
+          <w:tcPr>
+            <w:tcW w:type="pct" w:w="700"/>
+            <w:tcMar>
+              <w:top w:type="dxa" w:w="40"/>
+              <w:left w:type="dxa" w:w="60"/>
+              <w:bottom w:type="dxa" w:w="40"/>
+              <w:right w:type="dxa" w:w="60"/>
+            </w:tcMar>
+          </w:tcPr>
+          <w:p>
+            <w:pPr>
+              <w:spacing w:after="0"/>
+            </w:pPr>
+          </w:p>
+        </w:tc>
+      </w:tr>
+      <w:tr>
+        <w:tc>
+          <w:tcPr>
+            <w:tcW w:type="pct" w:w="300"/>
+            <w:tcMar>
+              <w:top w:type="dxa" w:w="40"/>
+              <w:left w:type="dxa" w:w="60"/>
+              <w:bottom w:type="dxa" w:w="40"/>
+              <w:right w:type="dxa" w:w="60"/>
+            </w:tcMar>
+          </w:tcPr>
+          <w:p>
+            <w:pPr>
+              <w:spacing w:after="0"/>
+            </w:pPr>
+          </w:p>
+        </w:tc>
+        <w:tc>
+          <w:tcPr>
             <w:tcW w:type="pct" w:w="500"/>
-          </w:tcPr>
-          <w:p>
-            <w:r>
+            <w:tcMar>
+              <w:top w:type="dxa" w:w="40"/>
+              <w:left w:type="dxa" w:w="60"/>
+              <w:bottom w:type="dxa" w:w="40"/>
+              <w:right w:type="dxa" w:w="60"/>
+            </w:tcMar>
+          </w:tcPr>
+          <w:p>
+            <w:pPr>
+              <w:spacing w:after="0"/>
+            </w:pPr>
+          </w:p>
+        </w:tc>
+        <w:tc>
+          <w:tcPr>
+            <w:tcW w:type="pct" w:w="400"/>
+            <w:tcMar>
+              <w:top w:type="dxa" w:w="40"/>
+              <w:left w:type="dxa" w:w="60"/>
+              <w:bottom w:type="dxa" w:w="40"/>
+              <w:right w:type="dxa" w:w="60"/>
+            </w:tcMar>
+          </w:tcPr>
+          <w:p>
+            <w:pPr>
+              <w:spacing w:after="0"/>
+            </w:pPr>
+          </w:p>
+        </w:tc>
+        <w:tc>
+          <w:tcPr>
+            <w:tcW w:type="pct" w:w="500"/>
+            <w:tcMar>
+              <w:top w:type="dxa" w:w="40"/>
+              <w:left w:type="dxa" w:w="60"/>
+              <w:bottom w:type="dxa" w:w="40"/>
+              <w:right w:type="dxa" w:w="60"/>
+            </w:tcMar>
+          </w:tcPr>
+          <w:p>
+            <w:pPr>
+              <w:spacing w:after="0"/>
+            </w:pPr>
+          </w:p>
+        </w:tc>
+        <w:tc>
+          <w:tcPr>
+            <w:tcW w:type="pct" w:w="600"/>
+            <w:tcMar>
+              <w:top w:type="dxa" w:w="40"/>
+              <w:left w:type="dxa" w:w="60"/>
+              <w:bottom w:type="dxa" w:w="40"/>
+              <w:right w:type="dxa" w:w="60"/>
+            </w:tcMar>
+          </w:tcPr>
+          <w:p>
+            <w:pPr>
+              <w:spacing w:after="0"/>
+            </w:pPr>
+          </w:p>
+        </w:tc>
+        <w:tc>
+          <w:tcPr>
+            <w:tcW w:type="pct" w:w="500"/>
+            <w:tcMar>
+              <w:top w:type="dxa" w:w="40"/>
+              <w:left w:type="dxa" w:w="60"/>
+              <w:bottom w:type="dxa" w:w="40"/>
+              <w:right w:type="dxa" w:w="60"/>
+            </w:tcMar>
+          </w:tcPr>
+          <w:p>
+            <w:pPr>
+              <w:spacing w:after="0"/>
+            </w:pPr>
+          </w:p>
+        </w:tc>
+        <w:tc>
+          <w:tcPr>
+            <w:tcW w:type="pct" w:w="450"/>
+            <w:tcMar>
+              <w:top w:type="dxa" w:w="40"/>
+              <w:left w:type="dxa" w:w="60"/>
+              <w:bottom w:type="dxa" w:w="40"/>
+              <w:right w:type="dxa" w:w="60"/>
+            </w:tcMar>
+          </w:tcPr>
+          <w:p>
+            <w:pPr>
+              <w:spacing w:after="0"/>
+            </w:pPr>
+            <w:r>
+              <w:rPr>
+                <w:sz w:val="18"/>
+                <w:szCs w:val="18"/>
+              </w:rPr>
               <w:t xml:space="preserve">yes / no</w:t>
             </w:r>
           </w:p>
         </w:tc>
         <w:tc>
           <w:tcPr>
+            <w:tcW w:type="pct" w:w="650"/>
+            <w:tcMar>
+              <w:top w:type="dxa" w:w="40"/>
+              <w:left w:type="dxa" w:w="60"/>
+              <w:bottom w:type="dxa" w:w="40"/>
+              <w:right w:type="dxa" w:w="60"/>
+            </w:tcMar>
+          </w:tcPr>
+          <w:p>
+            <w:pPr>
+              <w:spacing w:after="0"/>
+            </w:pPr>
+            <w:r>
+              <w:rPr>
+                <w:sz w:val="18"/>
+                <w:szCs w:val="18"/>
+              </w:rPr>
+              <w:t xml:space="preserve">yes / no</w:t>
+            </w:r>
+          </w:p>
+        </w:tc>
+        <w:tc>
+          <w:tcPr>
+            <w:tcW w:type="pct" w:w="400"/>
+            <w:tcMar>
+              <w:top w:type="dxa" w:w="40"/>
+              <w:left w:type="dxa" w:w="60"/>
+              <w:bottom w:type="dxa" w:w="40"/>
+              <w:right w:type="dxa" w:w="60"/>
+            </w:tcMar>
+          </w:tcPr>
+          <w:p>
+            <w:pPr>
+              <w:spacing w:after="0"/>
+            </w:pPr>
+          </w:p>
+        </w:tc>
+        <w:tc>
+          <w:tcPr>
+            <w:tcW w:type="pct" w:w="700"/>
+            <w:tcMar>
+              <w:top w:type="dxa" w:w="40"/>
+              <w:left w:type="dxa" w:w="60"/>
+              <w:bottom w:type="dxa" w:w="40"/>
+              <w:right w:type="dxa" w:w="60"/>
+            </w:tcMar>
+          </w:tcPr>
+          <w:p>
+            <w:pPr>
+              <w:spacing w:after="0"/>
+            </w:pPr>
+          </w:p>
+        </w:tc>
+      </w:tr>
+      <w:tr>
+        <w:tc>
+          <w:tcPr>
+            <w:tcW w:type="pct" w:w="300"/>
+            <w:tcMar>
+              <w:top w:type="dxa" w:w="40"/>
+              <w:left w:type="dxa" w:w="60"/>
+              <w:bottom w:type="dxa" w:w="40"/>
+              <w:right w:type="dxa" w:w="60"/>
+            </w:tcMar>
+          </w:tcPr>
+          <w:p>
+            <w:pPr>
+              <w:spacing w:after="0"/>
+            </w:pPr>
+          </w:p>
+        </w:tc>
+        <w:tc>
+          <w:tcPr>
             <w:tcW w:type="pct" w:w="500"/>
-          </w:tcPr>
-          <w:p/>
+            <w:tcMar>
+              <w:top w:type="dxa" w:w="40"/>
+              <w:left w:type="dxa" w:w="60"/>
+              <w:bottom w:type="dxa" w:w="40"/>
+              <w:right w:type="dxa" w:w="60"/>
+            </w:tcMar>
+          </w:tcPr>
+          <w:p>
+            <w:pPr>
+              <w:spacing w:after="0"/>
+            </w:pPr>
+          </w:p>
+        </w:tc>
+        <w:tc>
+          <w:tcPr>
+            <w:tcW w:type="pct" w:w="400"/>
+            <w:tcMar>
+              <w:top w:type="dxa" w:w="40"/>
+              <w:left w:type="dxa" w:w="60"/>
+              <w:bottom w:type="dxa" w:w="40"/>
+              <w:right w:type="dxa" w:w="60"/>
+            </w:tcMar>
+          </w:tcPr>
+          <w:p>
+            <w:pPr>
+              <w:spacing w:after="0"/>
+            </w:pPr>
+          </w:p>
         </w:tc>
         <w:tc>
           <w:tcPr>
             <w:tcW w:type="pct" w:w="500"/>
-          </w:tcPr>
-          <w:p/>
+            <w:tcMar>
+              <w:top w:type="dxa" w:w="40"/>
+              <w:left w:type="dxa" w:w="60"/>
+              <w:bottom w:type="dxa" w:w="40"/>
+              <w:right w:type="dxa" w:w="60"/>
+            </w:tcMar>
+          </w:tcPr>
+          <w:p>
+            <w:pPr>
+              <w:spacing w:after="0"/>
+            </w:pPr>
+          </w:p>
+        </w:tc>
+        <w:tc>
+          <w:tcPr>
+            <w:tcW w:type="pct" w:w="600"/>
+            <w:tcMar>
+              <w:top w:type="dxa" w:w="40"/>
+              <w:left w:type="dxa" w:w="60"/>
+              <w:bottom w:type="dxa" w:w="40"/>
+              <w:right w:type="dxa" w:w="60"/>
+            </w:tcMar>
+          </w:tcPr>
+          <w:p>
+            <w:pPr>
+              <w:spacing w:after="0"/>
+            </w:pPr>
+          </w:p>
+        </w:tc>
+        <w:tc>
+          <w:tcPr>
+            <w:tcW w:type="pct" w:w="500"/>
+            <w:tcMar>
+              <w:top w:type="dxa" w:w="40"/>
+              <w:left w:type="dxa" w:w="60"/>
+              <w:bottom w:type="dxa" w:w="40"/>
+              <w:right w:type="dxa" w:w="60"/>
+            </w:tcMar>
+          </w:tcPr>
+          <w:p>
+            <w:pPr>
+              <w:spacing w:after="0"/>
+            </w:pPr>
+          </w:p>
+        </w:tc>
+        <w:tc>
+          <w:tcPr>
+            <w:tcW w:type="pct" w:w="450"/>
+            <w:tcMar>
+              <w:top w:type="dxa" w:w="40"/>
+              <w:left w:type="dxa" w:w="60"/>
+              <w:bottom w:type="dxa" w:w="40"/>
+              <w:right w:type="dxa" w:w="60"/>
+            </w:tcMar>
+          </w:tcPr>
+          <w:p>
+            <w:pPr>
+              <w:spacing w:after="0"/>
+            </w:pPr>
+            <w:r>
+              <w:rPr>
+                <w:sz w:val="18"/>
+                <w:szCs w:val="18"/>
+              </w:rPr>
+              <w:t xml:space="preserve">yes / no</w:t>
+            </w:r>
+          </w:p>
+        </w:tc>
+        <w:tc>
+          <w:tcPr>
+            <w:tcW w:type="pct" w:w="650"/>
+            <w:tcMar>
+              <w:top w:type="dxa" w:w="40"/>
+              <w:left w:type="dxa" w:w="60"/>
+              <w:bottom w:type="dxa" w:w="40"/>
+              <w:right w:type="dxa" w:w="60"/>
+            </w:tcMar>
+          </w:tcPr>
+          <w:p>
+            <w:pPr>
+              <w:spacing w:after="0"/>
+            </w:pPr>
+            <w:r>
+              <w:rPr>
+                <w:sz w:val="18"/>
+                <w:szCs w:val="18"/>
+              </w:rPr>
+              <w:t xml:space="preserve">yes / no</w:t>
+            </w:r>
+          </w:p>
+        </w:tc>
+        <w:tc>
+          <w:tcPr>
+            <w:tcW w:type="pct" w:w="400"/>
+            <w:tcMar>
+              <w:top w:type="dxa" w:w="40"/>
+              <w:left w:type="dxa" w:w="60"/>
+              <w:bottom w:type="dxa" w:w="40"/>
+              <w:right w:type="dxa" w:w="60"/>
+            </w:tcMar>
+          </w:tcPr>
+          <w:p>
+            <w:pPr>
+              <w:spacing w:after="0"/>
+            </w:pPr>
+          </w:p>
+        </w:tc>
+        <w:tc>
+          <w:tcPr>
+            <w:tcW w:type="pct" w:w="700"/>
+            <w:tcMar>
+              <w:top w:type="dxa" w:w="40"/>
+              <w:left w:type="dxa" w:w="60"/>
+              <w:bottom w:type="dxa" w:w="40"/>
+              <w:right w:type="dxa" w:w="60"/>
+            </w:tcMar>
+          </w:tcPr>
+          <w:p>
+            <w:pPr>
+              <w:spacing w:after="0"/>
+            </w:pPr>
+          </w:p>
         </w:tc>
       </w:tr>
     </w:tbl>
     <w:p/>
+    <w:p>
+      <w:r>
+        <w:rPr>
+          <w:i/>
+          <w:iCs/>
+        </w:rPr>
+        <w:t xml:space="preserve">Status:</w:t>
+      </w:r>
+      <w:r>
+        <w:t xml:space="preserve"> approved, rejected or under review. </w:t>
+      </w:r>
+      <w:r>
+        <w:rPr>
+          <w:i/>
+          <w:iCs/>
+        </w:rPr>
+        <w:t xml:space="preserve">Data level:</w:t>
+      </w:r>
+      <w:r>
+        <w:t xml:space="preserve"> Green, Yellow or Red (section 4). </w:t>
+      </w:r>
+      <w:r>
+        <w:rPr>
+          <w:i/>
+          <w:iCs/>
+        </w:rPr>
+        <w:t xml:space="preserve">Location:</w:t>
+      </w:r>
+      <w:r>
+        <w:t xml:space="preserve"> where the provider processes and stores the data (e.g. CH, EU, US). </w:t>
+      </w:r>
+      <w:r>
+        <w:rPr>
+          <w:i/>
+          <w:iCs/>
+        </w:rPr>
+        <w:t xml:space="preserve">DPA:</w:t>
+      </w:r>
+      <w:r>
+        <w:t xml:space="preserve"> data processing agreement with the provider in place. </w:t>
+      </w:r>
+      <w:r>
+        <w:rPr>
+          <w:i/>
+          <w:iCs/>
+        </w:rPr>
+        <w:t xml:space="preserve">No training:</w:t>
+      </w:r>
+      <w:r>
+        <w:t xml:space="preserve"> the provider does not use your data to train its models.</w:t>
+      </w:r>
+    </w:p>
     <w:sectPr>
       <w:footerReference w:type="default" r:id="rId6"/>
       <w:pgSz w:w="11906" w:h="16838" w:orient="portrait"/>
-      <w:pgMar w:top="1440" w:right="1440" w:bottom="1440" w:left="1440" w:header="708" w:footer="708" w:gutter="0"/>
+      <w:pgMar w:top="1134" w:right="1800" w:bottom="1134" w:left="1800" w:header="708" w:footer="708" w:gutter="0"/>
       <w:pgNumType/>
       <w:docGrid w:linePitch="360"/>
     </w:sectPr>
@@ -2182,6 +3646,36 @@
       </w:pPr>
     </w:lvl>
   </w:abstractNum>
+  <w:abstractNum w:abstractNumId="3" w15:restartNumberingAfterBreak="0">
+    <w:multiLevelType w:val="hybridMultilevel"/>
+    <w:lvl w:ilvl="0" w:tentative="1">
+      <w:start w:val="1"/>
+      <w:numFmt w:val="bullet"/>
+      <w:lvlText w:val="•"/>
+      <w:lvlJc w:val="left"/>
+      <w:pPr>
+        <w:ind w:left="360" w:hanging="360"/>
+      </w:pPr>
+    </w:lvl>
+    <w:lvl w:ilvl="1" w:tentative="1">
+      <w:start w:val="1"/>
+      <w:numFmt w:val="bullet"/>
+      <w:lvlText w:val="–"/>
+      <w:lvlJc w:val="left"/>
+      <w:pPr>
+        <w:ind w:left="720" w:hanging="360"/>
+      </w:pPr>
+    </w:lvl>
+    <w:lvl w:ilvl="2" w:tentative="1">
+      <w:start w:val="1"/>
+      <w:numFmt w:val="bullet"/>
+      <w:lvlText w:val="•"/>
+      <w:lvlJc w:val="left"/>
+      <w:pPr>
+        <w:ind w:left="1080" w:hanging="360"/>
+      </w:pPr>
+    </w:lvl>
+  </w:abstractNum>
   <w:num w:numId="1">
     <w:abstractNumId w:val="1"/>
     <w:lvlOverride w:ilvl="0">
@@ -2189,13 +3683,55 @@
     </w:lvlOverride>
   </w:num>
   <w:num w:numId="2">
+    <w:abstractNumId w:val="3"/>
+    <w:lvlOverride w:ilvl="0">
+      <w:startOverride w:val="1"/>
+    </w:lvlOverride>
+  </w:num>
+  <w:num w:numId="3">
+    <w:abstractNumId w:val="3"/>
+    <w:lvlOverride w:ilvl="0">
+      <w:startOverride w:val="1"/>
+    </w:lvlOverride>
+  </w:num>
+  <w:num w:numId="4">
     <w:abstractNumId w:val="2"/>
     <w:lvlOverride w:ilvl="0">
       <w:startOverride w:val="1"/>
     </w:lvlOverride>
   </w:num>
-  <w:num w:numId="3">
+  <w:num w:numId="5">
+    <w:abstractNumId w:val="3"/>
+    <w:lvlOverride w:ilvl="0">
+      <w:startOverride w:val="1"/>
+    </w:lvlOverride>
+  </w:num>
+  <w:num w:numId="6">
     <w:abstractNumId w:val="2"/>
+    <w:lvlOverride w:ilvl="0">
+      <w:startOverride w:val="1"/>
+    </w:lvlOverride>
+  </w:num>
+  <w:num w:numId="7">
+    <w:abstractNumId w:val="3"/>
+    <w:lvlOverride w:ilvl="0">
+      <w:startOverride w:val="1"/>
+    </w:lvlOverride>
+  </w:num>
+  <w:num w:numId="8">
+    <w:abstractNumId w:val="3"/>
+    <w:lvlOverride w:ilvl="0">
+      <w:startOverride w:val="1"/>
+    </w:lvlOverride>
+  </w:num>
+  <w:num w:numId="9">
+    <w:abstractNumId w:val="3"/>
+    <w:lvlOverride w:ilvl="0">
+      <w:startOverride w:val="1"/>
+    </w:lvlOverride>
+  </w:num>
+  <w:num w:numId="10">
+    <w:abstractNumId w:val="3"/>
     <w:lvlOverride w:ilvl="0">
       <w:startOverride w:val="1"/>
     </w:lvlOverride>
@@ -2213,7 +3749,11 @@
         <w:szCs w:val="22"/>
       </w:rPr>
     </w:rPrDefault>
-    <w:pPrDefault/>
+    <w:pPrDefault>
+      <w:pPr>
+        <w:spacing w:after="120"/>
+      </w:pPr>
+    </w:pPrDefault>
   </w:docDefaults>
   <w:style w:type="paragraph" w:styleId="Normal" w:default="1">
     <w:name w:val="Normal"/>
@@ -2224,9 +3764,12 @@
     <w:basedOn w:val="Normal"/>
     <w:next w:val="Normal"/>
     <w:qFormat/>
+    <w:pPr>
+      <w:spacing w:after="240"/>
+    </w:pPr>
     <w:rPr>
-      <w:sz w:val="56"/>
-      <w:szCs w:val="56"/>
+      <w:sz w:val="48"/>
+      <w:szCs w:val="48"/>
     </w:rPr>
   </w:style>
   <w:style w:type="paragraph" w:styleId="Heading1">
@@ -2234,6 +3777,9 @@
     <w:basedOn w:val="Normal"/>
     <w:next w:val="Normal"/>
     <w:qFormat/>
+    <w:pPr>
+      <w:spacing w:after="120" w:before="480"/>
+    </w:pPr>
     <w:rPr>
       <w:color w:val="2E74B5"/>
       <w:sz w:val="32"/>
@@ -2245,6 +3791,9 @@
     <w:basedOn w:val="Normal"/>
     <w:next w:val="Normal"/>
     <w:qFormat/>
+    <w:pPr>
+      <w:spacing w:after="80" w:before="240"/>
+    </w:pPr>
     <w:rPr>
       <w:color w:val="2E74B5"/>
       <w:sz w:val="26"/>
